--- a/Report.docx
+++ b/Report.docx
@@ -42,7 +42,7 @@
     <w:p>
       <w:r>
         <w:pict w14:anchorId="7E66F9D4">
-          <v:rect id="_x0000_i1109" style="width:0;height:1.5pt" o:hralign="center" o:hrstd="t" o:hr="t" fillcolor="#a0a0a0" stroked="f"/>
+          <v:rect id="_x0000_i1025" style="width:0;height:1.5pt" o:hralign="center" o:hrstd="t" o:hr="t" fillcolor="#a0a0a0" stroked="f"/>
         </w:pict>
       </w:r>
     </w:p>
@@ -81,7 +81,7 @@
     <w:p>
       <w:r>
         <w:pict w14:anchorId="4F8B3473">
-          <v:rect id="_x0000_i1110" style="width:0;height:1.5pt" o:hralign="center" o:hrstd="t" o:hr="t" fillcolor="#a0a0a0" stroked="f"/>
+          <v:rect id="_x0000_i1026" style="width:0;height:1.5pt" o:hralign="center" o:hrstd="t" o:hr="t" fillcolor="#a0a0a0" stroked="f"/>
         </w:pict>
       </w:r>
     </w:p>
@@ -120,7 +120,7 @@
     <w:p>
       <w:r>
         <w:pict w14:anchorId="2A67F220">
-          <v:rect id="_x0000_i1111" style="width:0;height:1.5pt" o:hralign="center" o:hrstd="t" o:hr="t" fillcolor="#a0a0a0" stroked="f"/>
+          <v:rect id="_x0000_i1027" style="width:0;height:1.5pt" o:hralign="center" o:hrstd="t" o:hr="t" fillcolor="#a0a0a0" stroked="f"/>
         </w:pict>
       </w:r>
     </w:p>
@@ -200,7 +200,7 @@
     <w:p>
       <w:r>
         <w:pict w14:anchorId="70C08100">
-          <v:rect id="_x0000_i1112" style="width:0;height:1.5pt" o:hralign="center" o:hrstd="t" o:hr="t" fillcolor="#a0a0a0" stroked="f"/>
+          <v:rect id="_x0000_i1028" style="width:0;height:1.5pt" o:hralign="center" o:hrstd="t" o:hr="t" fillcolor="#a0a0a0" stroked="f"/>
         </w:pict>
       </w:r>
     </w:p>
@@ -244,7 +244,7 @@
     <w:p>
       <w:r>
         <w:pict w14:anchorId="2421D2DD">
-          <v:rect id="_x0000_i1113" style="width:0;height:1.5pt" o:hralign="center" o:hrstd="t" o:hr="t" fillcolor="#a0a0a0" stroked="f"/>
+          <v:rect id="_x0000_i1029" style="width:0;height:1.5pt" o:hralign="center" o:hrstd="t" o:hr="t" fillcolor="#a0a0a0" stroked="f"/>
         </w:pict>
       </w:r>
     </w:p>
@@ -295,7 +295,7 @@
     <w:p>
       <w:r>
         <w:pict w14:anchorId="40A3377C">
-          <v:rect id="_x0000_i1114" style="width:0;height:1.5pt" o:hralign="center" o:hrstd="t" o:hr="t" fillcolor="#a0a0a0" stroked="f"/>
+          <v:rect id="_x0000_i1030" style="width:0;height:1.5pt" o:hralign="center" o:hrstd="t" o:hr="t" fillcolor="#a0a0a0" stroked="f"/>
         </w:pict>
       </w:r>
     </w:p>
@@ -334,7 +334,7 @@
     <w:p>
       <w:r>
         <w:pict w14:anchorId="509469A9">
-          <v:rect id="_x0000_i1115" style="width:0;height:1.5pt" o:hralign="center" o:hrstd="t" o:hr="t" fillcolor="#a0a0a0" stroked="f"/>
+          <v:rect id="_x0000_i1031" style="width:0;height:1.5pt" o:hralign="center" o:hrstd="t" o:hr="t" fillcolor="#a0a0a0" stroked="f"/>
         </w:pict>
       </w:r>
     </w:p>
@@ -369,7 +369,7 @@
     <w:p>
       <w:r>
         <w:pict w14:anchorId="68A65B86">
-          <v:rect id="_x0000_i1116" style="width:0;height:1.5pt" o:hralign="center" o:hrstd="t" o:hr="t" fillcolor="#a0a0a0" stroked="f"/>
+          <v:rect id="_x0000_i1032" style="width:0;height:1.5pt" o:hralign="center" o:hrstd="t" o:hr="t" fillcolor="#a0a0a0" stroked="f"/>
         </w:pict>
       </w:r>
     </w:p>
@@ -412,7 +412,7 @@
     <w:p>
       <w:r>
         <w:pict w14:anchorId="5112096E">
-          <v:rect id="_x0000_i1117" style="width:0;height:1.5pt" o:hralign="center" o:hrstd="t" o:hr="t" fillcolor="#a0a0a0" stroked="f"/>
+          <v:rect id="_x0000_i1033" style="width:0;height:1.5pt" o:hralign="center" o:hrstd="t" o:hr="t" fillcolor="#a0a0a0" stroked="f"/>
         </w:pict>
       </w:r>
     </w:p>
@@ -452,7 +452,7 @@
     <w:p>
       <w:r>
         <w:pict w14:anchorId="3C00B46D">
-          <v:rect id="_x0000_i1118" style="width:0;height:1.5pt" o:hralign="center" o:hrstd="t" o:hr="t" fillcolor="#a0a0a0" stroked="f"/>
+          <v:rect id="_x0000_i1034" style="width:0;height:1.5pt" o:hralign="center" o:hrstd="t" o:hr="t" fillcolor="#a0a0a0" stroked="f"/>
         </w:pict>
       </w:r>
     </w:p>
@@ -487,7 +487,7 @@
     <w:p>
       <w:r>
         <w:pict w14:anchorId="02168FEB">
-          <v:rect id="_x0000_i1119" style="width:0;height:1.5pt" o:hralign="center" o:hrstd="t" o:hr="t" fillcolor="#a0a0a0" stroked="f"/>
+          <v:rect id="_x0000_i1035" style="width:0;height:1.5pt" o:hralign="center" o:hrstd="t" o:hr="t" fillcolor="#a0a0a0" stroked="f"/>
         </w:pict>
       </w:r>
     </w:p>
@@ -522,7 +522,7 @@
     <w:p>
       <w:r>
         <w:pict w14:anchorId="369BE770">
-          <v:rect id="_x0000_i1120" style="width:0;height:1.5pt" o:hralign="center" o:hrstd="t" o:hr="t" fillcolor="#a0a0a0" stroked="f"/>
+          <v:rect id="_x0000_i1036" style="width:0;height:1.5pt" o:hralign="center" o:hrstd="t" o:hr="t" fillcolor="#a0a0a0" stroked="f"/>
         </w:pict>
       </w:r>
     </w:p>
@@ -553,7 +553,7 @@
     <w:p>
       <w:r>
         <w:pict w14:anchorId="160A8EF5">
-          <v:rect id="_x0000_i1121" style="width:0;height:1.5pt" o:hralign="center" o:hrstd="t" o:hr="t" fillcolor="#a0a0a0" stroked="f"/>
+          <v:rect id="_x0000_i1037" style="width:0;height:1.5pt" o:hralign="center" o:hrstd="t" o:hr="t" fillcolor="#a0a0a0" stroked="f"/>
         </w:pict>
       </w:r>
     </w:p>
@@ -584,7 +584,7 @@
     <w:p>
       <w:r>
         <w:pict w14:anchorId="2E1AFA43">
-          <v:rect id="_x0000_i1122" style="width:0;height:1.5pt" o:hralign="center" o:hrstd="t" o:hr="t" fillcolor="#a0a0a0" stroked="f"/>
+          <v:rect id="_x0000_i1038" style="width:0;height:1.5pt" o:hralign="center" o:hrstd="t" o:hr="t" fillcolor="#a0a0a0" stroked="f"/>
         </w:pict>
       </w:r>
     </w:p>
@@ -723,13 +723,7 @@
     </w:p>
     <w:p>
       <w:r>
-        <w:t xml:space="preserve">The primary aim of Budget Line is to develop an interactive serious game that simulates the challenges of financial hardship </w:t>
-      </w:r>
-      <w:r>
-        <w:t>to</w:t>
-      </w:r>
-      <w:r>
-        <w:t xml:space="preserve"> promote empathy, financial awareness, and social understanding.</w:t>
+        <w:t>The primary aim of Budget Line is to develop an interactive serious game that simulates the challenges of financial hardship to promote empathy, financial awareness, and social understanding.</w:t>
       </w:r>
     </w:p>
     <w:p>
@@ -978,8 +972,866 @@
         <w:t xml:space="preserve">The Sims series also influenced the design of Budget Line, particularly in terms of life simulation mechanics. The Sims allows players to manage characters’ daily routines, employment, and relationships within a simulated environment. Its open-ended gameplay encourages personal storytelling and emotional investment. However, the series has also been criticised for its heavy reliance on paid downloadable content and technical instability. </w:t>
       </w:r>
     </w:p>
+    <w:p>
+      <w:pPr>
+        <w:rPr>
+          <w:b/>
+          <w:bCs/>
+        </w:rPr>
+      </w:pPr>
+      <w:r>
+        <w:rPr>
+          <w:b/>
+          <w:bCs/>
+        </w:rPr>
+        <w:t>Table 2.1 – Comparison of Budget Line with Existing Games</w:t>
+      </w:r>
+    </w:p>
+    <w:tbl>
+      <w:tblPr>
+        <w:tblW w:w="0" w:type="auto"/>
+        <w:tblCellSpacing w:w="15" w:type="dxa"/>
+        <w:tblBorders>
+          <w:top w:val="single" w:sz="4" w:space="0" w:color="auto"/>
+          <w:left w:val="single" w:sz="4" w:space="0" w:color="auto"/>
+          <w:bottom w:val="single" w:sz="4" w:space="0" w:color="auto"/>
+          <w:right w:val="single" w:sz="4" w:space="0" w:color="auto"/>
+          <w:insideH w:val="single" w:sz="4" w:space="0" w:color="auto"/>
+          <w:insideV w:val="single" w:sz="4" w:space="0" w:color="auto"/>
+        </w:tblBorders>
+        <w:tblCellMar>
+          <w:top w:w="15" w:type="dxa"/>
+          <w:left w:w="15" w:type="dxa"/>
+          <w:bottom w:w="15" w:type="dxa"/>
+          <w:right w:w="15" w:type="dxa"/>
+        </w:tblCellMar>
+        <w:tblLook w:val="04A0" w:firstRow="1" w:lastRow="0" w:firstColumn="1" w:lastColumn="0" w:noHBand="0" w:noVBand="1"/>
+      </w:tblPr>
+      <w:tblGrid>
+        <w:gridCol w:w="1697"/>
+        <w:gridCol w:w="1993"/>
+        <w:gridCol w:w="1614"/>
+        <w:gridCol w:w="2013"/>
+        <w:gridCol w:w="1699"/>
+      </w:tblGrid>
+      <w:tr>
+        <w:trPr>
+          <w:tblHeader/>
+          <w:tblCellSpacing w:w="15" w:type="dxa"/>
+        </w:trPr>
+        <w:tc>
+          <w:tcPr>
+            <w:tcW w:w="0" w:type="auto"/>
+            <w:vAlign w:val="center"/>
+            <w:hideMark/>
+          </w:tcPr>
+          <w:p>
+            <w:pPr>
+              <w:rPr>
+                <w:b/>
+                <w:bCs/>
+              </w:rPr>
+            </w:pPr>
+            <w:r>
+              <w:rPr>
+                <w:b/>
+                <w:bCs/>
+              </w:rPr>
+              <w:t>Feature</w:t>
+            </w:r>
+          </w:p>
+        </w:tc>
+        <w:tc>
+          <w:tcPr>
+            <w:tcW w:w="0" w:type="auto"/>
+            <w:vAlign w:val="center"/>
+            <w:hideMark/>
+          </w:tcPr>
+          <w:p>
+            <w:pPr>
+              <w:rPr>
+                <w:b/>
+                <w:bCs/>
+              </w:rPr>
+            </w:pPr>
+            <w:r>
+              <w:rPr>
+                <w:b/>
+                <w:bCs/>
+              </w:rPr>
+              <w:t>Budget Line</w:t>
+            </w:r>
+          </w:p>
+        </w:tc>
+        <w:tc>
+          <w:tcPr>
+            <w:tcW w:w="0" w:type="auto"/>
+            <w:vAlign w:val="center"/>
+            <w:hideMark/>
+          </w:tcPr>
+          <w:p>
+            <w:pPr>
+              <w:rPr>
+                <w:b/>
+                <w:bCs/>
+              </w:rPr>
+            </w:pPr>
+            <w:r>
+              <w:rPr>
+                <w:b/>
+                <w:bCs/>
+              </w:rPr>
+              <w:t>Cart Life</w:t>
+            </w:r>
+          </w:p>
+        </w:tc>
+        <w:tc>
+          <w:tcPr>
+            <w:tcW w:w="0" w:type="auto"/>
+            <w:vAlign w:val="center"/>
+            <w:hideMark/>
+          </w:tcPr>
+          <w:p>
+            <w:pPr>
+              <w:rPr>
+                <w:b/>
+                <w:bCs/>
+              </w:rPr>
+            </w:pPr>
+            <w:r>
+              <w:rPr>
+                <w:b/>
+                <w:bCs/>
+              </w:rPr>
+              <w:t>SPENT</w:t>
+            </w:r>
+          </w:p>
+        </w:tc>
+        <w:tc>
+          <w:tcPr>
+            <w:tcW w:w="0" w:type="auto"/>
+            <w:vAlign w:val="center"/>
+            <w:hideMark/>
+          </w:tcPr>
+          <w:p>
+            <w:pPr>
+              <w:rPr>
+                <w:b/>
+                <w:bCs/>
+              </w:rPr>
+            </w:pPr>
+            <w:r>
+              <w:rPr>
+                <w:b/>
+                <w:bCs/>
+              </w:rPr>
+              <w:t>The Sims 4</w:t>
+            </w:r>
+          </w:p>
+        </w:tc>
+      </w:tr>
+      <w:tr>
+        <w:trPr>
+          <w:tblCellSpacing w:w="15" w:type="dxa"/>
+        </w:trPr>
+        <w:tc>
+          <w:tcPr>
+            <w:tcW w:w="0" w:type="auto"/>
+            <w:vAlign w:val="center"/>
+            <w:hideMark/>
+          </w:tcPr>
+          <w:p>
+            <w:r>
+              <w:rPr>
+                <w:b/>
+                <w:bCs/>
+              </w:rPr>
+              <w:t>Game Type</w:t>
+            </w:r>
+          </w:p>
+        </w:tc>
+        <w:tc>
+          <w:tcPr>
+            <w:tcW w:w="0" w:type="auto"/>
+            <w:vAlign w:val="center"/>
+            <w:hideMark/>
+          </w:tcPr>
+          <w:p>
+            <w:r>
+              <w:t>Serious simulation game</w:t>
+            </w:r>
+          </w:p>
+        </w:tc>
+        <w:tc>
+          <w:tcPr>
+            <w:tcW w:w="0" w:type="auto"/>
+            <w:vAlign w:val="center"/>
+            <w:hideMark/>
+          </w:tcPr>
+          <w:p>
+            <w:r>
+              <w:t>Survival simulation</w:t>
+            </w:r>
+          </w:p>
+        </w:tc>
+        <w:tc>
+          <w:tcPr>
+            <w:tcW w:w="0" w:type="auto"/>
+            <w:vAlign w:val="center"/>
+            <w:hideMark/>
+          </w:tcPr>
+          <w:p>
+            <w:r>
+              <w:t>Educational decision-based game</w:t>
+            </w:r>
+          </w:p>
+        </w:tc>
+        <w:tc>
+          <w:tcPr>
+            <w:tcW w:w="0" w:type="auto"/>
+            <w:vAlign w:val="center"/>
+            <w:hideMark/>
+          </w:tcPr>
+          <w:p>
+            <w:r>
+              <w:t>Life simulation</w:t>
+            </w:r>
+          </w:p>
+        </w:tc>
+      </w:tr>
+      <w:tr>
+        <w:trPr>
+          <w:tblCellSpacing w:w="15" w:type="dxa"/>
+        </w:trPr>
+        <w:tc>
+          <w:tcPr>
+            <w:tcW w:w="0" w:type="auto"/>
+            <w:vAlign w:val="center"/>
+            <w:hideMark/>
+          </w:tcPr>
+          <w:p>
+            <w:r>
+              <w:rPr>
+                <w:b/>
+                <w:bCs/>
+              </w:rPr>
+              <w:t>Primary Focus</w:t>
+            </w:r>
+          </w:p>
+        </w:tc>
+        <w:tc>
+          <w:tcPr>
+            <w:tcW w:w="0" w:type="auto"/>
+            <w:vAlign w:val="center"/>
+            <w:hideMark/>
+          </w:tcPr>
+          <w:p>
+            <w:r>
+              <w:t>Financial hardship &amp; empathy</w:t>
+            </w:r>
+          </w:p>
+        </w:tc>
+        <w:tc>
+          <w:tcPr>
+            <w:tcW w:w="0" w:type="auto"/>
+            <w:vAlign w:val="center"/>
+            <w:hideMark/>
+          </w:tcPr>
+          <w:p>
+            <w:r>
+              <w:t>Economic survival &amp; routine</w:t>
+            </w:r>
+          </w:p>
+        </w:tc>
+        <w:tc>
+          <w:tcPr>
+            <w:tcW w:w="0" w:type="auto"/>
+            <w:vAlign w:val="center"/>
+            <w:hideMark/>
+          </w:tcPr>
+          <w:p>
+            <w:r>
+              <w:t>Poverty awareness</w:t>
+            </w:r>
+          </w:p>
+        </w:tc>
+        <w:tc>
+          <w:tcPr>
+            <w:tcW w:w="0" w:type="auto"/>
+            <w:vAlign w:val="center"/>
+            <w:hideMark/>
+          </w:tcPr>
+          <w:p>
+            <w:r>
+              <w:t>Lifestyle &amp; personal simulation</w:t>
+            </w:r>
+          </w:p>
+        </w:tc>
+      </w:tr>
+      <w:tr>
+        <w:trPr>
+          <w:tblCellSpacing w:w="15" w:type="dxa"/>
+        </w:trPr>
+        <w:tc>
+          <w:tcPr>
+            <w:tcW w:w="0" w:type="auto"/>
+            <w:vAlign w:val="center"/>
+            <w:hideMark/>
+          </w:tcPr>
+          <w:p>
+            <w:r>
+              <w:rPr>
+                <w:b/>
+                <w:bCs/>
+              </w:rPr>
+              <w:t>Player Interaction</w:t>
+            </w:r>
+          </w:p>
+        </w:tc>
+        <w:tc>
+          <w:tcPr>
+            <w:tcW w:w="0" w:type="auto"/>
+            <w:vAlign w:val="center"/>
+            <w:hideMark/>
+          </w:tcPr>
+          <w:p>
+            <w:r>
+              <w:t>3D environment + object interaction</w:t>
+            </w:r>
+          </w:p>
+        </w:tc>
+        <w:tc>
+          <w:tcPr>
+            <w:tcW w:w="0" w:type="auto"/>
+            <w:vAlign w:val="center"/>
+            <w:hideMark/>
+          </w:tcPr>
+          <w:p>
+            <w:r>
+              <w:t>Menu-driven tasks</w:t>
+            </w:r>
+          </w:p>
+        </w:tc>
+        <w:tc>
+          <w:tcPr>
+            <w:tcW w:w="0" w:type="auto"/>
+            <w:vAlign w:val="center"/>
+            <w:hideMark/>
+          </w:tcPr>
+          <w:p>
+            <w:r>
+              <w:t>Text-based choices</w:t>
+            </w:r>
+          </w:p>
+        </w:tc>
+        <w:tc>
+          <w:tcPr>
+            <w:tcW w:w="0" w:type="auto"/>
+            <w:vAlign w:val="center"/>
+            <w:hideMark/>
+          </w:tcPr>
+          <w:p>
+            <w:r>
+              <w:t>Free-roam simulation</w:t>
+            </w:r>
+          </w:p>
+        </w:tc>
+      </w:tr>
+      <w:tr>
+        <w:trPr>
+          <w:tblCellSpacing w:w="15" w:type="dxa"/>
+        </w:trPr>
+        <w:tc>
+          <w:tcPr>
+            <w:tcW w:w="0" w:type="auto"/>
+            <w:vAlign w:val="center"/>
+            <w:hideMark/>
+          </w:tcPr>
+          <w:p>
+            <w:r>
+              <w:rPr>
+                <w:b/>
+                <w:bCs/>
+              </w:rPr>
+              <w:t>Decision Complexity</w:t>
+            </w:r>
+          </w:p>
+        </w:tc>
+        <w:tc>
+          <w:tcPr>
+            <w:tcW w:w="0" w:type="auto"/>
+            <w:vAlign w:val="center"/>
+            <w:hideMark/>
+          </w:tcPr>
+          <w:p>
+            <w:r>
+              <w:t>Multi-layered (time, money, wellbeing)</w:t>
+            </w:r>
+          </w:p>
+        </w:tc>
+        <w:tc>
+          <w:tcPr>
+            <w:tcW w:w="0" w:type="auto"/>
+            <w:vAlign w:val="center"/>
+            <w:hideMark/>
+          </w:tcPr>
+          <w:p>
+            <w:r>
+              <w:t>High complexity</w:t>
+            </w:r>
+          </w:p>
+        </w:tc>
+        <w:tc>
+          <w:tcPr>
+            <w:tcW w:w="0" w:type="auto"/>
+            <w:vAlign w:val="center"/>
+            <w:hideMark/>
+          </w:tcPr>
+          <w:p>
+            <w:r>
+              <w:t>Binary decisions</w:t>
+            </w:r>
+          </w:p>
+        </w:tc>
+        <w:tc>
+          <w:tcPr>
+            <w:tcW w:w="0" w:type="auto"/>
+            <w:vAlign w:val="center"/>
+            <w:hideMark/>
+          </w:tcPr>
+          <w:p>
+            <w:r>
+              <w:t>Moderate complexity</w:t>
+            </w:r>
+          </w:p>
+        </w:tc>
+      </w:tr>
+      <w:tr>
+        <w:trPr>
+          <w:tblCellSpacing w:w="15" w:type="dxa"/>
+        </w:trPr>
+        <w:tc>
+          <w:tcPr>
+            <w:tcW w:w="0" w:type="auto"/>
+            <w:vAlign w:val="center"/>
+            <w:hideMark/>
+          </w:tcPr>
+          <w:p>
+            <w:r>
+              <w:rPr>
+                <w:b/>
+                <w:bCs/>
+              </w:rPr>
+              <w:t>Realism</w:t>
+            </w:r>
+          </w:p>
+        </w:tc>
+        <w:tc>
+          <w:tcPr>
+            <w:tcW w:w="0" w:type="auto"/>
+            <w:vAlign w:val="center"/>
+            <w:hideMark/>
+          </w:tcPr>
+          <w:p>
+            <w:r>
+              <w:t>Based on UK cost-of-living data</w:t>
+            </w:r>
+          </w:p>
+        </w:tc>
+        <w:tc>
+          <w:tcPr>
+            <w:tcW w:w="0" w:type="auto"/>
+            <w:vAlign w:val="center"/>
+            <w:hideMark/>
+          </w:tcPr>
+          <w:p>
+            <w:r>
+              <w:t>Highly realistic routines</w:t>
+            </w:r>
+          </w:p>
+        </w:tc>
+        <w:tc>
+          <w:tcPr>
+            <w:tcW w:w="0" w:type="auto"/>
+            <w:vAlign w:val="center"/>
+            <w:hideMark/>
+          </w:tcPr>
+          <w:p>
+            <w:r>
+              <w:t>Simplified realism</w:t>
+            </w:r>
+          </w:p>
+        </w:tc>
+        <w:tc>
+          <w:tcPr>
+            <w:tcW w:w="0" w:type="auto"/>
+            <w:vAlign w:val="center"/>
+            <w:hideMark/>
+          </w:tcPr>
+          <w:p>
+            <w:r>
+              <w:t>Semi-realistic</w:t>
+            </w:r>
+          </w:p>
+        </w:tc>
+      </w:tr>
+      <w:tr>
+        <w:trPr>
+          <w:tblCellSpacing w:w="15" w:type="dxa"/>
+        </w:trPr>
+        <w:tc>
+          <w:tcPr>
+            <w:tcW w:w="0" w:type="auto"/>
+            <w:vAlign w:val="center"/>
+            <w:hideMark/>
+          </w:tcPr>
+          <w:p>
+            <w:r>
+              <w:rPr>
+                <w:b/>
+                <w:bCs/>
+              </w:rPr>
+              <w:t>Emotional Impact</w:t>
+            </w:r>
+          </w:p>
+        </w:tc>
+        <w:tc>
+          <w:tcPr>
+            <w:tcW w:w="0" w:type="auto"/>
+            <w:vAlign w:val="center"/>
+            <w:hideMark/>
+          </w:tcPr>
+          <w:p>
+            <w:r>
+              <w:t>High (systemic pressure + narrative)</w:t>
+            </w:r>
+          </w:p>
+        </w:tc>
+        <w:tc>
+          <w:tcPr>
+            <w:tcW w:w="0" w:type="auto"/>
+            <w:vAlign w:val="center"/>
+            <w:hideMark/>
+          </w:tcPr>
+          <w:p>
+            <w:r>
+              <w:t>High (routine stress)</w:t>
+            </w:r>
+          </w:p>
+        </w:tc>
+        <w:tc>
+          <w:tcPr>
+            <w:tcW w:w="0" w:type="auto"/>
+            <w:vAlign w:val="center"/>
+            <w:hideMark/>
+          </w:tcPr>
+          <w:p>
+            <w:r>
+              <w:t>High (shock/guilt)</w:t>
+            </w:r>
+          </w:p>
+        </w:tc>
+        <w:tc>
+          <w:tcPr>
+            <w:tcW w:w="0" w:type="auto"/>
+            <w:vAlign w:val="center"/>
+            <w:hideMark/>
+          </w:tcPr>
+          <w:p>
+            <w:r>
+              <w:t>Moderate</w:t>
+            </w:r>
+          </w:p>
+        </w:tc>
+      </w:tr>
+      <w:tr>
+        <w:trPr>
+          <w:tblCellSpacing w:w="15" w:type="dxa"/>
+        </w:trPr>
+        <w:tc>
+          <w:tcPr>
+            <w:tcW w:w="0" w:type="auto"/>
+            <w:vAlign w:val="center"/>
+            <w:hideMark/>
+          </w:tcPr>
+          <w:p>
+            <w:r>
+              <w:rPr>
+                <w:b/>
+                <w:bCs/>
+              </w:rPr>
+              <w:t>Accessibility</w:t>
+            </w:r>
+          </w:p>
+        </w:tc>
+        <w:tc>
+          <w:tcPr>
+            <w:tcW w:w="0" w:type="auto"/>
+            <w:vAlign w:val="center"/>
+            <w:hideMark/>
+          </w:tcPr>
+          <w:p>
+            <w:r>
+              <w:t>Designed for clarity + usability</w:t>
+            </w:r>
+          </w:p>
+        </w:tc>
+        <w:tc>
+          <w:tcPr>
+            <w:tcW w:w="0" w:type="auto"/>
+            <w:vAlign w:val="center"/>
+            <w:hideMark/>
+          </w:tcPr>
+          <w:p>
+            <w:r>
+              <w:t>Difficult for new players</w:t>
+            </w:r>
+          </w:p>
+        </w:tc>
+        <w:tc>
+          <w:tcPr>
+            <w:tcW w:w="0" w:type="auto"/>
+            <w:vAlign w:val="center"/>
+            <w:hideMark/>
+          </w:tcPr>
+          <w:p>
+            <w:r>
+              <w:t>Very accessible</w:t>
+            </w:r>
+          </w:p>
+        </w:tc>
+        <w:tc>
+          <w:tcPr>
+            <w:tcW w:w="0" w:type="auto"/>
+            <w:vAlign w:val="center"/>
+            <w:hideMark/>
+          </w:tcPr>
+          <w:p>
+            <w:r>
+              <w:t>Accessible but complex systems</w:t>
+            </w:r>
+          </w:p>
+        </w:tc>
+      </w:tr>
+      <w:tr>
+        <w:trPr>
+          <w:tblCellSpacing w:w="15" w:type="dxa"/>
+        </w:trPr>
+        <w:tc>
+          <w:tcPr>
+            <w:tcW w:w="0" w:type="auto"/>
+            <w:vAlign w:val="center"/>
+            <w:hideMark/>
+          </w:tcPr>
+          <w:p>
+            <w:proofErr w:type="spellStart"/>
+            <w:r>
+              <w:rPr>
+                <w:b/>
+                <w:bCs/>
+              </w:rPr>
+              <w:t>Replayability</w:t>
+            </w:r>
+            <w:proofErr w:type="spellEnd"/>
+          </w:p>
+        </w:tc>
+        <w:tc>
+          <w:tcPr>
+            <w:tcW w:w="0" w:type="auto"/>
+            <w:vAlign w:val="center"/>
+            <w:hideMark/>
+          </w:tcPr>
+          <w:p>
+            <w:r>
+              <w:t>High (random events + scenarios)</w:t>
+            </w:r>
+          </w:p>
+        </w:tc>
+        <w:tc>
+          <w:tcPr>
+            <w:tcW w:w="0" w:type="auto"/>
+            <w:vAlign w:val="center"/>
+            <w:hideMark/>
+          </w:tcPr>
+          <w:p>
+            <w:r>
+              <w:t>Moderate</w:t>
+            </w:r>
+          </w:p>
+        </w:tc>
+        <w:tc>
+          <w:tcPr>
+            <w:tcW w:w="0" w:type="auto"/>
+            <w:vAlign w:val="center"/>
+            <w:hideMark/>
+          </w:tcPr>
+          <w:p>
+            <w:r>
+              <w:t>Low</w:t>
+            </w:r>
+          </w:p>
+        </w:tc>
+        <w:tc>
+          <w:tcPr>
+            <w:tcW w:w="0" w:type="auto"/>
+            <w:vAlign w:val="center"/>
+            <w:hideMark/>
+          </w:tcPr>
+          <w:p>
+            <w:r>
+              <w:t>Very high</w:t>
+            </w:r>
+          </w:p>
+        </w:tc>
+      </w:tr>
+      <w:tr>
+        <w:trPr>
+          <w:tblCellSpacing w:w="15" w:type="dxa"/>
+        </w:trPr>
+        <w:tc>
+          <w:tcPr>
+            <w:tcW w:w="0" w:type="auto"/>
+            <w:vAlign w:val="center"/>
+            <w:hideMark/>
+          </w:tcPr>
+          <w:p>
+            <w:r>
+              <w:rPr>
+                <w:b/>
+                <w:bCs/>
+              </w:rPr>
+              <w:lastRenderedPageBreak/>
+              <w:t>Educational Value</w:t>
+            </w:r>
+          </w:p>
+        </w:tc>
+        <w:tc>
+          <w:tcPr>
+            <w:tcW w:w="0" w:type="auto"/>
+            <w:vAlign w:val="center"/>
+            <w:hideMark/>
+          </w:tcPr>
+          <w:p>
+            <w:r>
+              <w:t>Strong (financial literacy + empathy)</w:t>
+            </w:r>
+          </w:p>
+        </w:tc>
+        <w:tc>
+          <w:tcPr>
+            <w:tcW w:w="0" w:type="auto"/>
+            <w:vAlign w:val="center"/>
+            <w:hideMark/>
+          </w:tcPr>
+          <w:p>
+            <w:r>
+              <w:t>Moderate</w:t>
+            </w:r>
+          </w:p>
+        </w:tc>
+        <w:tc>
+          <w:tcPr>
+            <w:tcW w:w="0" w:type="auto"/>
+            <w:vAlign w:val="center"/>
+            <w:hideMark/>
+          </w:tcPr>
+          <w:p>
+            <w:r>
+              <w:t>High (awareness)</w:t>
+            </w:r>
+          </w:p>
+        </w:tc>
+        <w:tc>
+          <w:tcPr>
+            <w:tcW w:w="0" w:type="auto"/>
+            <w:vAlign w:val="center"/>
+            <w:hideMark/>
+          </w:tcPr>
+          <w:p>
+            <w:r>
+              <w:t>Low</w:t>
+            </w:r>
+          </w:p>
+        </w:tc>
+      </w:tr>
+      <w:tr>
+        <w:trPr>
+          <w:tblCellSpacing w:w="15" w:type="dxa"/>
+        </w:trPr>
+        <w:tc>
+          <w:tcPr>
+            <w:tcW w:w="0" w:type="auto"/>
+            <w:vAlign w:val="center"/>
+            <w:hideMark/>
+          </w:tcPr>
+          <w:p>
+            <w:r>
+              <w:rPr>
+                <w:b/>
+                <w:bCs/>
+              </w:rPr>
+              <w:t>Limitations</w:t>
+            </w:r>
+          </w:p>
+        </w:tc>
+        <w:tc>
+          <w:tcPr>
+            <w:tcW w:w="0" w:type="auto"/>
+            <w:vAlign w:val="center"/>
+            <w:hideMark/>
+          </w:tcPr>
+          <w:p>
+            <w:r>
+              <w:t>Limited scale (single environment)</w:t>
+            </w:r>
+          </w:p>
+        </w:tc>
+        <w:tc>
+          <w:tcPr>
+            <w:tcW w:w="0" w:type="auto"/>
+            <w:vAlign w:val="center"/>
+            <w:hideMark/>
+          </w:tcPr>
+          <w:p>
+            <w:r>
+              <w:t>Poor onboarding</w:t>
+            </w:r>
+          </w:p>
+        </w:tc>
+        <w:tc>
+          <w:tcPr>
+            <w:tcW w:w="0" w:type="auto"/>
+            <w:vAlign w:val="center"/>
+            <w:hideMark/>
+          </w:tcPr>
+          <w:p>
+            <w:r>
+              <w:t>Oversimplified</w:t>
+            </w:r>
+          </w:p>
+        </w:tc>
+        <w:tc>
+          <w:tcPr>
+            <w:tcW w:w="0" w:type="auto"/>
+            <w:vAlign w:val="center"/>
+            <w:hideMark/>
+          </w:tcPr>
+          <w:p>
+            <w:r>
+              <w:t>Expensive DLC model</w:t>
+            </w:r>
+          </w:p>
+        </w:tc>
+      </w:tr>
+    </w:tbl>
     <w:p/>
     <w:p>
+      <w:r>
+        <w:t>The comparison highlights how Budget Line combines the emotional realism of Cart Life, the accessibility and awareness focus of SPENT, and the interactive depth of The Sims, while addressing their limitations through improved usability, deeper systemic representation, and a balanced educational approach.</w:t>
+      </w:r>
+    </w:p>
+    <w:p/>
+    <w:p>
       <w:pPr>
         <w:rPr>
           <w:b/>
@@ -1051,29 +1903,80 @@
     </w:p>
     <w:p>
       <w:r>
+        <w:lastRenderedPageBreak/>
         <w:t>Budget Line is a narrative-driven simulation game designed to represent the emotional and financial pressures experienced by individuals living with limited economic resources. The core concept of the game is to place players in realistic life scenarios where they must make decisions that affect their financial stability, wellbeing, and long-term outcomes. Rather than focusing on entertainment alone, the design emphasises empathy, reflection, and social awareness.</w:t>
       </w:r>
     </w:p>
     <w:p>
       <w:r>
+        <w:t>The game simulates everyday financial decision-making by combining economic management systems with narrative choices and environmental interaction. Players must manage income, essential expenses, and personal wellbeing while responding to unpredictable events such as illness, equipment failure, or unexpected costs. These events force players to prioritise between competing needs, mirroring the difficult trade-offs faced by individuals experiencing financial hardship.</w:t>
+      </w:r>
+    </w:p>
+    <w:p>
+      <w:r>
+        <w:t>Unlike traditional management games where success is measured by financial growth, Budget Line focuses on survival and stability. The objective is not to accumulate wealth but to maintain balance between financial resources, health, and emotional wellbeing over time. By presenting complex and morally ambiguous decisions, the game encourages players to consider the broader systemic factors that influence financial insecurity.</w:t>
+      </w:r>
+    </w:p>
+    <w:p>
+      <w:r>
+        <w:t>The design of Budget Line draws inspiration from existing serious games such as Cart Life and SPENT, which demonstrate how gameplay mechanics can communicate real-world struggles. However, Budget Line expands upon these concepts by introducing deeper interactive systems and allowing players to move within an environment and interact with objects representing daily activities.</w:t>
+      </w:r>
+    </w:p>
+    <w:p>
+      <w:r>
+        <w:pict w14:anchorId="79165B41">
+          <v:rect id="_x0000_i1039" style="width:0;height:1.5pt" o:hralign="center" o:hrstd="t" o:hr="t" fillcolor="#a0a0a0" stroked="f"/>
+        </w:pict>
+      </w:r>
+    </w:p>
+    <w:p>
+      <w:pPr>
+        <w:rPr>
+          <w:b/>
+          <w:bCs/>
+        </w:rPr>
+      </w:pPr>
+      <w:r>
+        <w:rPr>
+          <w:b/>
+          <w:bCs/>
+        </w:rPr>
+        <w:t>3.2 Target Audience</w:t>
+      </w:r>
+    </w:p>
+    <w:p>
+      <w:r>
+        <w:t>Budget Line is designed primarily for educational and awareness purposes, targeting players who can benefit from learning about financial responsibility and social inequality.</w:t>
+      </w:r>
+    </w:p>
+    <w:p>
+      <w:r>
+        <w:t>The primary audience consists of students aged between 13 and 21, particularly those studying subjects related to citizenship, social studies, or economics. At this stage of education, young people begin developing an understanding of financial systems, employment structures, and personal responsibility. Interactive simulations can support this learning by providing experiential insight into real-world challenges.</w:t>
+      </w:r>
+    </w:p>
+    <w:p>
+      <w:r>
+        <w:t xml:space="preserve">A secondary audience includes educators and schools that may use the game as a teaching tool. The design aligns with financial education initiatives that aim to improve financial literacy and awareness among young people. By allowing players to experience </w:t>
+      </w:r>
+      <w:r>
         <w:lastRenderedPageBreak/>
-        <w:t>The game simulates everyday financial decision-making by combining economic management systems with narrative choices and environmental interaction. Players must manage income, essential expenses, and personal wellbeing while responding to unpredictable events such as illness, equipment failure, or unexpected costs. These events force players to prioritise between competing needs, mirroring the difficult trade-offs faced by individuals experiencing financial hardship.</w:t>
-      </w:r>
-    </w:p>
-    <w:p>
-      <w:r>
-        <w:t>Unlike traditional management games where success is measured by financial growth, Budget Line focuses on survival and stability. The objective is not to accumulate wealth but to maintain balance between financial resources, health, and emotional wellbeing over time. By presenting complex and morally ambiguous decisions, the game encourages players to consider the broader systemic factors that influence financial insecurity.</w:t>
-      </w:r>
-    </w:p>
-    <w:p>
-      <w:r>
-        <w:t>The design of Budget Line draws inspiration from existing serious games such as Cart Life and SPENT, which demonstrate how gameplay mechanics can communicate real-world struggles. However, Budget Line expands upon these concepts by introducing deeper interactive systems and allowing players to move within an environment and interact with objects representing daily activities.</w:t>
-      </w:r>
-    </w:p>
-    <w:p>
-      <w:r>
-        <w:pict w14:anchorId="79165B41">
-          <v:rect id="_x0000_i1161" style="width:0;height:1.5pt" o:hralign="center" o:hrstd="t" o:hr="t" fillcolor="#a0a0a0" stroked="f"/>
+        <w:t>the consequences of financial decisions, the game encourages critical thinking and reflection.</w:t>
+      </w:r>
+    </w:p>
+    <w:p>
+      <w:r>
+        <w:t>The game may also appeal to individuals interested in narrative-driven or socially impactful games. Players who enjoy reflective experiences and realistic storytelling may find the game engaging as it explores themes of resilience, dignity, and survival.</w:t>
+      </w:r>
+    </w:p>
+    <w:p>
+      <w:r>
+        <w:t>Finally, the game may serve as a useful resource for community organisations or social awareness initiatives seeking interactive methods to communicate the realities of financial hardship.</w:t>
+      </w:r>
+    </w:p>
+    <w:p>
+      <w:r>
+        <w:pict w14:anchorId="69B7B6C9">
+          <v:rect id="_x0000_i1040" style="width:0;height:1.5pt" o:hralign="center" o:hrstd="t" o:hr="t" fillcolor="#a0a0a0" stroked="f"/>
         </w:pict>
       </w:r>
     </w:p>
@@ -1089,39 +1992,129 @@
           <w:b/>
           <w:bCs/>
         </w:rPr>
-        <w:t>3.2 Target Audience</w:t>
-      </w:r>
-    </w:p>
-    <w:p>
-      <w:r>
-        <w:t>Budget Line is designed primarily for educational and awareness purposes, targeting players who can benefit from learning about financial responsibility and social inequality.</w:t>
-      </w:r>
-    </w:p>
-    <w:p>
-      <w:r>
-        <w:t>The primary audience consists of students aged between 13 and 21, particularly those studying subjects related to citizenship, social studies, or economics. At this stage of education, young people begin developing an understanding of financial systems, employment structures, and personal responsibility. Interactive simulations can support this learning by providing experiential insight into real-world challenges.</w:t>
-      </w:r>
-    </w:p>
-    <w:p>
-      <w:r>
-        <w:t>A secondary audience includes educators and schools that may use the game as a teaching tool. The design aligns with financial education initiatives that aim to improve financial literacy and awareness among young people. By allowing players to experience the consequences of financial decisions, the game encourages critical thinking and reflection.</w:t>
-      </w:r>
-    </w:p>
-    <w:p>
-      <w:r>
-        <w:t>The game may also appeal to individuals interested in narrative-driven or socially impactful games. Players who enjoy reflective experiences and realistic storytelling may find the game engaging as it explores themes of resilience, dignity, and survival.</w:t>
-      </w:r>
-    </w:p>
-    <w:p>
-      <w:r>
+        <w:t>3.3 Core Gameplay Loop</w:t>
+      </w:r>
+    </w:p>
+    <w:p>
+      <w:r>
+        <w:t>The core gameplay loop of Budget Line revolves around a repeating cycle of decision-making, consequence management, and progression through time.</w:t>
+      </w:r>
+    </w:p>
+    <w:p>
+      <w:r>
+        <w:t>At the beginning of each cycle, the player receives income through mechanisms such as wages, benefits, or other financial sources. The player must then review essential expenses including rent, utilities, food, and transportation. These costs represent unavoidable financial obligations that must be managed carefully.</w:t>
+      </w:r>
+    </w:p>
+    <w:p>
+      <w:r>
+        <w:t>Once financial obligations are reviewed, the player must make decisions about how to allocate their limited resources. These decisions may involve choosing between paying bills, purchasing necessities, or investing time in activities such as work, study, or personal wellbeing.</w:t>
+      </w:r>
+    </w:p>
+    <w:p>
+      <w:r>
+        <w:t>During each cycle, random events may occur. These events introduce uncertainty into the gameplay and reflect the unpredictable nature of real life. Examples include unexpected repair costs, health issues, administrative errors, or opportunities for additional income.</w:t>
+      </w:r>
+    </w:p>
+    <w:p>
+      <w:r>
+        <w:t>The player must then manage the consequences of their decisions as changes occur in their financial status, emotional wellbeing, and health. These outcomes influence future gameplay and shape the narrative trajectory of the character.</w:t>
+      </w:r>
+    </w:p>
+    <w:p>
+      <w:r>
+        <w:t>Finally, time advances to the next cycle, where the player must once again manage new challenges and responsibilities. This loop continues until the game reaches a narrative conclusion determined by the player’s cumulative decisions.</w:t>
+      </w:r>
+    </w:p>
+    <w:p>
+      <w:r>
+        <w:t>The overall gameplay process follows a repeating cycle of player actions, system updates, and event outcomes. This loop ensures that player decisions continually influence the state of the game and future challenges.</w:t>
+      </w:r>
+    </w:p>
+    <w:p/>
+    <w:p/>
+    <w:p>
+      <w:r>
+        <w:rPr>
+          <w:noProof/>
+        </w:rPr>
         <w:lastRenderedPageBreak/>
-        <w:t>Finally, the game may serve as a useful resource for community organisations or social awareness initiatives seeking interactive methods to communicate the realities of financial hardship.</w:t>
-      </w:r>
-    </w:p>
-    <w:p>
-      <w:r>
-        <w:pict w14:anchorId="69B7B6C9">
-          <v:rect id="_x0000_i1162" style="width:0;height:1.5pt" o:hralign="center" o:hrstd="t" o:hr="t" fillcolor="#a0a0a0" stroked="f"/>
+        <w:drawing>
+          <wp:anchor distT="0" distB="0" distL="114300" distR="114300" simplePos="0" relativeHeight="251663360" behindDoc="1" locked="0" layoutInCell="1" allowOverlap="1" wp14:anchorId="099AF090" wp14:editId="30F52F92">
+            <wp:simplePos x="0" y="0"/>
+            <wp:positionH relativeFrom="column">
+              <wp:posOffset>66675</wp:posOffset>
+            </wp:positionH>
+            <wp:positionV relativeFrom="paragraph">
+              <wp:posOffset>8890</wp:posOffset>
+            </wp:positionV>
+            <wp:extent cx="2314575" cy="3333750"/>
+            <wp:effectExtent l="0" t="0" r="9525" b="0"/>
+            <wp:wrapTight wrapText="bothSides">
+              <wp:wrapPolygon edited="0">
+                <wp:start x="0" y="0"/>
+                <wp:lineTo x="0" y="21477"/>
+                <wp:lineTo x="21511" y="21477"/>
+                <wp:lineTo x="21511" y="0"/>
+                <wp:lineTo x="0" y="0"/>
+              </wp:wrapPolygon>
+            </wp:wrapTight>
+            <wp:docPr id="1879389357" name="Picture 1"/>
+            <wp:cNvGraphicFramePr>
+              <a:graphicFrameLocks xmlns:a="http://schemas.openxmlformats.org/drawingml/2006/main" noChangeAspect="1"/>
+            </wp:cNvGraphicFramePr>
+            <a:graphic xmlns:a="http://schemas.openxmlformats.org/drawingml/2006/main">
+              <a:graphicData uri="http://schemas.openxmlformats.org/drawingml/2006/picture">
+                <pic:pic xmlns:pic="http://schemas.openxmlformats.org/drawingml/2006/picture">
+                  <pic:nvPicPr>
+                    <pic:cNvPr id="1879389357" name=""/>
+                    <pic:cNvPicPr/>
+                  </pic:nvPicPr>
+                  <pic:blipFill>
+                    <a:blip r:embed="rId5">
+                      <a:extLst>
+                        <a:ext uri="{28A0092B-C50C-407E-A947-70E740481C1C}">
+                          <a14:useLocalDpi xmlns:a14="http://schemas.microsoft.com/office/drawing/2010/main" val="0"/>
+                        </a:ext>
+                      </a:extLst>
+                    </a:blip>
+                    <a:stretch>
+                      <a:fillRect/>
+                    </a:stretch>
+                  </pic:blipFill>
+                  <pic:spPr>
+                    <a:xfrm>
+                      <a:off x="0" y="0"/>
+                      <a:ext cx="2314575" cy="3333750"/>
+                    </a:xfrm>
+                    <a:prstGeom prst="rect">
+                      <a:avLst/>
+                    </a:prstGeom>
+                  </pic:spPr>
+                </pic:pic>
+              </a:graphicData>
+            </a:graphic>
+          </wp:anchor>
+        </w:drawing>
+      </w:r>
+    </w:p>
+    <w:p/>
+    <w:p/>
+    <w:p/>
+    <w:p/>
+    <w:p/>
+    <w:p/>
+    <w:p/>
+    <w:p/>
+    <w:p/>
+    <w:p>
+      <w:r>
+        <w:t xml:space="preserve">           </w:t>
+      </w:r>
+    </w:p>
+    <w:p>
+      <w:r>
+        <w:pict w14:anchorId="47EC25B2">
+          <v:rect id="_x0000_i1041" style="width:0;height:1.5pt" o:hralign="center" o:hrstd="t" o:hr="t" fillcolor="#a0a0a0" stroked="f"/>
         </w:pict>
       </w:r>
     </w:p>
@@ -1137,195 +2130,101 @@
           <w:b/>
           <w:bCs/>
         </w:rPr>
-        <w:t>3.3 Core Gameplay Loop</w:t>
-      </w:r>
-    </w:p>
-    <w:p>
-      <w:r>
-        <w:t>The core gameplay loop of Budget Line revolves around a repeating cycle of decision-making, consequence management, and progression through time.</w:t>
-      </w:r>
-    </w:p>
-    <w:p>
-      <w:r>
-        <w:t>At the beginning of each cycle, the player receives income through mechanisms such as wages, benefits, or other financial sources. The player must then review essential expenses including rent, utilities, food, and transportation. These costs represent unavoidable financial obligations that must be managed carefully.</w:t>
-      </w:r>
-    </w:p>
-    <w:p>
-      <w:r>
-        <w:t>Once financial obligations are reviewed, the player must make decisions about how to allocate their limited resources. These decisions may involve choosing between paying bills, purchasing necessities, or investing time in activities such as work, study, or personal wellbeing.</w:t>
-      </w:r>
-    </w:p>
-    <w:p>
-      <w:r>
-        <w:t>During each cycle, random events may occur. These events introduce uncertainty into the gameplay and reflect the unpredictable nature of real life. Examples include unexpected repair costs, health issues, administrative errors, or opportunities for additional income.</w:t>
-      </w:r>
-    </w:p>
-    <w:p>
-      <w:r>
-        <w:t>The player must then manage the consequences of their decisions as changes occur in their financial status, emotional wellbeing, and health. These outcomes influence future gameplay and shape the narrative trajectory of the character.</w:t>
-      </w:r>
-    </w:p>
-    <w:p>
-      <w:r>
-        <w:t>Finally, time advances to the next cycle, where the player must once again manage new challenges and responsibilities. This loop continues until the game reaches a narrative conclusion determined by the player’s cumulative decisions.</w:t>
-      </w:r>
-    </w:p>
-    <w:p>
-      <w:r>
-        <w:t>The overall gameplay process follows a repeating cycle of player actions, system updates, and event outcomes. This loop ensures that player decisions continually influence the state of the game and future challenges.</w:t>
-      </w:r>
-    </w:p>
-    <w:p>
-      <w:r>
-        <w:t xml:space="preserve">           Start Day</w:t>
-      </w:r>
-    </w:p>
-    <w:p>
-      <w:r>
-        <w:t xml:space="preserve">              │</w:t>
-      </w:r>
-    </w:p>
-    <w:p>
-      <w:r>
-        <w:t xml:space="preserve">              </w:t>
-      </w:r>
-      <w:r>
-        <w:rPr>
-          <w:rFonts w:ascii="Arial" w:hAnsi="Arial" w:cs="Arial"/>
-        </w:rPr>
-        <w:t>▼</w:t>
-      </w:r>
-    </w:p>
-    <w:p>
-      <w:r>
-        <w:t xml:space="preserve">      Player Chooses Action</w:t>
-      </w:r>
-    </w:p>
-    <w:p>
-      <w:r>
-        <w:t xml:space="preserve">   (Sleep / Study / Eat / Work)</w:t>
-      </w:r>
-    </w:p>
-    <w:p>
-      <w:r>
-        <w:t xml:space="preserve">              │</w:t>
+        <w:t>3.4 Player Roles and Scenarios</w:t>
+      </w:r>
+    </w:p>
+    <w:p>
+      <w:r>
+        <w:t>Budget Line allows players to experience financial hardship through multiple character perspectives. Each character represents a different socio-economic situation and introduces unique challenges and gameplay mechanics.</w:t>
+      </w:r>
+    </w:p>
+    <w:p>
+      <w:r>
+        <w:t>By presenting several character scenarios, the game emphasises that financial insecurity affects individuals across different stages of life and social backgrounds.</w:t>
+      </w:r>
+    </w:p>
+    <w:p>
+      <w:r>
+        <w:pict w14:anchorId="496EEDFD">
+          <v:rect id="_x0000_i1042" style="width:0;height:1.5pt" o:hralign="center" o:hrstd="t" o:hr="t" fillcolor="#a0a0a0" stroked="f"/>
+        </w:pict>
+      </w:r>
+    </w:p>
+    <w:p>
+      <w:pPr>
+        <w:rPr>
+          <w:b/>
+          <w:bCs/>
+        </w:rPr>
+      </w:pPr>
+      <w:r>
+        <w:rPr>
+          <w:b/>
+          <w:bCs/>
+        </w:rPr>
+        <w:t>3.4.1 Student Scenario</w:t>
+      </w:r>
+    </w:p>
+    <w:p>
+      <w:r>
+        <w:t>The student scenario places the player in the role of a university or college student living independently for the first time. The character must balance academic responsibilities with part-time work and rising living costs.</w:t>
+      </w:r>
+    </w:p>
+    <w:p>
+      <w:r>
+        <w:t>Students often experience financial instability due to limited income and the need to balance education with employment. The player must manage expenses such as rent, groceries, and transportation while maintaining academic performance.</w:t>
+      </w:r>
+    </w:p>
+    <w:p>
+      <w:r>
+        <w:t>Gameplay challenges include deciding whether to prioritise work shifts for additional income or dedicate time to studying. Excessive work may provide financial relief but can negatively affect grades and wellbeing.</w:t>
       </w:r>
     </w:p>
     <w:p>
       <w:r>
         <w:lastRenderedPageBreak/>
-        <w:t xml:space="preserve">              </w:t>
-      </w:r>
-      <w:r>
-        <w:rPr>
-          <w:rFonts w:ascii="Arial" w:hAnsi="Arial" w:cs="Arial"/>
-        </w:rPr>
-        <w:t>▼</w:t>
-      </w:r>
-    </w:p>
-    <w:p>
-      <w:r>
-        <w:t xml:space="preserve">         Stats Update</w:t>
-      </w:r>
-    </w:p>
-    <w:p>
-      <w:r>
-        <w:t xml:space="preserve"> (Money, Energy, Hunger, Stress)</w:t>
-      </w:r>
-    </w:p>
-    <w:p>
-      <w:r>
-        <w:t xml:space="preserve">              │</w:t>
-      </w:r>
-    </w:p>
-    <w:p>
-      <w:r>
-        <w:t xml:space="preserve">              </w:t>
-      </w:r>
-      <w:r>
-        <w:rPr>
-          <w:rFonts w:ascii="Arial" w:hAnsi="Arial" w:cs="Arial"/>
-        </w:rPr>
-        <w:t>▼</w:t>
-      </w:r>
-    </w:p>
-    <w:p>
-      <w:r>
-        <w:t xml:space="preserve">      Random Event Trigger?</w:t>
-      </w:r>
-    </w:p>
-    <w:p>
-      <w:r>
-        <w:t xml:space="preserve">     (Illness, Fees, Equipment)</w:t>
-      </w:r>
-    </w:p>
-    <w:p>
-      <w:r>
-        <w:t xml:space="preserve">              │</w:t>
-      </w:r>
-    </w:p>
-    <w:p>
-      <w:r>
-        <w:t xml:space="preserve">              </w:t>
-      </w:r>
-      <w:r>
-        <w:rPr>
-          <w:rFonts w:ascii="Arial" w:hAnsi="Arial" w:cs="Arial"/>
-        </w:rPr>
-        <w:t>▼</w:t>
-      </w:r>
-    </w:p>
-    <w:p>
-      <w:r>
-        <w:t xml:space="preserve">          Time Advances</w:t>
-      </w:r>
-    </w:p>
-    <w:p>
-      <w:r>
-        <w:t xml:space="preserve">        (Morning → Night)</w:t>
-      </w:r>
-    </w:p>
-    <w:p>
-      <w:r>
-        <w:t xml:space="preserve">              │</w:t>
-      </w:r>
-    </w:p>
-    <w:p>
-      <w:r>
-        <w:t xml:space="preserve">              </w:t>
-      </w:r>
-      <w:r>
-        <w:rPr>
-          <w:rFonts w:ascii="Arial" w:hAnsi="Arial" w:cs="Arial"/>
-        </w:rPr>
-        <w:t>▼</w:t>
-      </w:r>
-    </w:p>
-    <w:p>
-      <w:r>
-        <w:t xml:space="preserve">           Next Day</w:t>
-      </w:r>
-    </w:p>
-    <w:p>
-      <w:r>
-        <w:t xml:space="preserve">              │</w:t>
-      </w:r>
-    </w:p>
-    <w:p>
-      <w:r>
-        <w:t xml:space="preserve">              └───────────────</w:t>
-      </w:r>
-      <w:r>
-        <w:rPr>
-          <w:rFonts w:ascii="Cambria Math" w:hAnsi="Cambria Math" w:cs="Cambria Math"/>
-        </w:rPr>
-        <w:t>↺</w:t>
-      </w:r>
-    </w:p>
-    <w:p>
-      <w:r>
-        <w:pict w14:anchorId="47EC25B2">
-          <v:rect id="_x0000_i1163" style="width:0;height:1.5pt" o:hralign="center" o:hrstd="t" o:hr="t" fillcolor="#a0a0a0" stroked="f"/>
+        <w:t>Unexpected events such as broken equipment, library fines, or unexpected rent increases further complicate the player’s situation, reflecting the financial pressures faced by many students.</w:t>
+      </w:r>
+    </w:p>
+    <w:p>
+      <w:pPr>
+        <w:rPr>
+          <w:b/>
+          <w:bCs/>
+        </w:rPr>
+      </w:pPr>
+      <w:r>
+        <w:rPr>
+          <w:b/>
+          <w:bCs/>
+        </w:rPr>
+        <w:t>3.4.2 Single Parent Scenario</w:t>
+      </w:r>
+    </w:p>
+    <w:p>
+      <w:r>
+        <w:t>The single parent scenario explores the challenges faced by individuals raising a child while managing financial responsibilities alone.</w:t>
+      </w:r>
+    </w:p>
+    <w:p>
+      <w:r>
+        <w:t>The player must balance employment, childcare costs, and household expenses. Unlike other scenarios, this pathway introduces an additional wellbeing system representing the child’s emotional and physical needs.</w:t>
+      </w:r>
+    </w:p>
+    <w:p>
+      <w:r>
+        <w:t>Players must make decisions about working additional hours or spending time with their child. While increased work may improve financial stability, it may also lead to emotional strain and missed family moments.</w:t>
+      </w:r>
+    </w:p>
+    <w:p>
+      <w:r>
+        <w:t>This scenario highlights the complex moral and emotional decisions faced by single parents attempting to provide financial security while maintaining strong family relationships.</w:t>
+      </w:r>
+    </w:p>
+    <w:p>
+      <w:r>
+        <w:pict w14:anchorId="02D2A12A">
+          <v:rect id="_x0000_i1043" style="width:0;height:1.5pt" o:hralign="center" o:hrstd="t" o:hr="t" fillcolor="#a0a0a0" stroked="f"/>
         </w:pict>
       </w:r>
     </w:p>
@@ -1341,23 +2240,28 @@
           <w:b/>
           <w:bCs/>
         </w:rPr>
-        <w:t>3.4 Player Roles and Scenarios</w:t>
-      </w:r>
-    </w:p>
-    <w:p>
-      <w:r>
-        <w:t>Budget Line allows players to experience financial hardship through multiple character perspectives. Each character represents a different socio-economic situation and introduces unique challenges and gameplay mechanics.</w:t>
-      </w:r>
-    </w:p>
-    <w:p>
-      <w:r>
-        <w:t>By presenting several character scenarios, the game emphasises that financial insecurity affects individuals across different stages of life and social backgrounds.</w:t>
-      </w:r>
-    </w:p>
-    <w:p>
-      <w:r>
-        <w:pict w14:anchorId="496EEDFD">
-          <v:rect id="_x0000_i1164" style="width:0;height:1.5pt" o:hralign="center" o:hrstd="t" o:hr="t" fillcolor="#a0a0a0" stroked="f"/>
+        <w:t>3.4.3 Worker Scenario</w:t>
+      </w:r>
+    </w:p>
+    <w:p>
+      <w:r>
+        <w:t>The worker scenario focuses on individuals employed in low-income or unstable jobs. The character relies on wages that may fluctuate due to irregular work schedules or limited employment opportunities.</w:t>
+      </w:r>
+    </w:p>
+    <w:p>
+      <w:r>
+        <w:t>Players must decide whether to accept additional work shifts, which may increase income but also increase fatigue and stress. Long working hours may negatively affect health and wellbeing.</w:t>
+      </w:r>
+    </w:p>
+    <w:p>
+      <w:r>
+        <w:t>This scenario emphasises the reality that employment does not always guarantee financial security. Players experience the pressure of balancing work commitments with basic living costs.</w:t>
+      </w:r>
+    </w:p>
+    <w:p>
+      <w:r>
+        <w:pict w14:anchorId="657D8087">
+          <v:rect id="_x0000_i1044" style="width:0;height:1.5pt" o:hralign="center" o:hrstd="t" o:hr="t" fillcolor="#a0a0a0" stroked="f"/>
         </w:pict>
       </w:r>
     </w:p>
@@ -1373,69 +2277,34 @@
           <w:b/>
           <w:bCs/>
         </w:rPr>
-        <w:t>3.4.1 Student Scenario</w:t>
-      </w:r>
-    </w:p>
-    <w:p>
-      <w:r>
-        <w:t>The student scenario places the player in the role of a university or college student living independently for the first time. The character must balance academic responsibilities with part-time work and rising living costs.</w:t>
+        <w:t>3.4.4 Elderly Scenario</w:t>
+      </w:r>
+    </w:p>
+    <w:p>
+      <w:r>
+        <w:t>The elderly scenario explores financial hardship from the perspective of a retired individual living on a fixed income.</w:t>
+      </w:r>
+    </w:p>
+    <w:p>
+      <w:r>
+        <w:t>Players must manage limited financial resources while facing increasing health challenges and potential social isolation. Medical expenses and healthcare decisions become important aspects of gameplay.</w:t>
       </w:r>
     </w:p>
     <w:p>
       <w:r>
         <w:lastRenderedPageBreak/>
-        <w:t>Students often experience financial instability due to limited income and the need to balance education with employment. The player must manage expenses such as rent, groceries, and transportation while maintaining academic performance.</w:t>
-      </w:r>
-    </w:p>
-    <w:p>
-      <w:r>
-        <w:t>Gameplay challenges include deciding whether to prioritise work shifts for additional income or dedicate time to studying. Excessive work may provide financial relief but can negatively affect grades and wellbeing.</w:t>
-      </w:r>
-    </w:p>
-    <w:p>
-      <w:r>
-        <w:t>Unexpected events such as broken equipment, library fines, or unexpected rent increases further complicate the player’s situation, reflecting the financial pressures faced by many students.</w:t>
-      </w:r>
-    </w:p>
-    <w:p>
-      <w:pPr>
-        <w:rPr>
-          <w:b/>
-          <w:bCs/>
-        </w:rPr>
-      </w:pPr>
-      <w:r>
-        <w:rPr>
-          <w:b/>
-          <w:bCs/>
-        </w:rPr>
-        <w:t>3.4.2 Single Parent Scenario</w:t>
-      </w:r>
-    </w:p>
-    <w:p>
-      <w:r>
-        <w:t>The single parent scenario explores the challenges faced by individuals raising a child while managing financial responsibilities alone.</w:t>
-      </w:r>
-    </w:p>
-    <w:p>
-      <w:r>
-        <w:t>The player must balance employment, childcare costs, and household expenses. Unlike other scenarios, this pathway introduces an additional wellbeing system representing the child’s emotional and physical needs.</w:t>
-      </w:r>
-    </w:p>
-    <w:p>
-      <w:r>
-        <w:t>Players must make decisions about working additional hours or spending time with their child. While increased work may improve financial stability, it may also lead to emotional strain and missed family moments.</w:t>
-      </w:r>
-    </w:p>
-    <w:p>
-      <w:r>
-        <w:t>This scenario highlights the complex moral and emotional decisions faced by single parents attempting to provide financial security while maintaining strong family relationships.</w:t>
-      </w:r>
-    </w:p>
-    <w:p>
-      <w:r>
-        <w:pict w14:anchorId="02D2A12A">
-          <v:rect id="_x0000_i1325" style="width:0;height:1.5pt" o:hralign="center" o:hrstd="t" o:hr="t" fillcolor="#a0a0a0" stroked="f"/>
+        <w:t>Unlike other characters, the elderly character may have fewer opportunities to increase income, forcing players to rely on careful budgeting and support networks.</w:t>
+      </w:r>
+    </w:p>
+    <w:p>
+      <w:r>
+        <w:t>This scenario highlights how financial insecurity can affect individuals later in life and demonstrates the importance of social and community support.</w:t>
+      </w:r>
+    </w:p>
+    <w:p>
+      <w:r>
+        <w:pict w14:anchorId="1AB8A4B2">
+          <v:rect id="_x0000_i1045" style="width:0;height:1.5pt" o:hralign="center" o:hrstd="t" o:hr="t" fillcolor="#a0a0a0" stroked="f"/>
         </w:pict>
       </w:r>
     </w:p>
@@ -1451,28 +2320,53 @@
           <w:b/>
           <w:bCs/>
         </w:rPr>
-        <w:t>3.4.3 Worker Scenario</w:t>
-      </w:r>
-    </w:p>
-    <w:p>
-      <w:r>
-        <w:t>The worker scenario focuses on individuals employed in low-income or unstable jobs. The character relies on wages that may fluctuate due to irregular work schedules or limited employment opportunities.</w:t>
-      </w:r>
-    </w:p>
-    <w:p>
-      <w:r>
-        <w:t>Players must decide whether to accept additional work shifts, which may increase income but also increase fatigue and stress. Long working hours may negatively affect health and wellbeing.</w:t>
-      </w:r>
-    </w:p>
-    <w:p>
-      <w:r>
-        <w:t>This scenario emphasises the reality that employment does not always guarantee financial security. Players experience the pressure of balancing work commitments with basic living costs.</w:t>
-      </w:r>
-    </w:p>
-    <w:p>
-      <w:r>
-        <w:pict w14:anchorId="657D8087">
-          <v:rect id="_x0000_i1326" style="width:0;height:1.5pt" o:hralign="center" o:hrstd="t" o:hr="t" fillcolor="#a0a0a0" stroked="f"/>
+        <w:t>3.5 Player Statistics System</w:t>
+      </w:r>
+    </w:p>
+    <w:p>
+      <w:r>
+        <w:t>The gameplay experience is structured around several key player statistics that represent the character’s financial and emotional state.</w:t>
+      </w:r>
+    </w:p>
+    <w:p>
+      <w:r>
+        <w:t>Money represents the player’s available financial resources. Income increases this value, while expenses reduce it. Running out of money can lead to debt and additional stress.</w:t>
+      </w:r>
+    </w:p>
+    <w:p>
+      <w:r>
+        <w:t>Energy represents the character’s physical ability to perform tasks. Activities such as working or studying reduce energy, while resting restores it.</w:t>
+      </w:r>
+    </w:p>
+    <w:p>
+      <w:r>
+        <w:t>Stress represents the emotional strain experienced by the character. Stress increases when financial problems or difficult events occur. High stress can affect decision-making and gameplay options.</w:t>
+      </w:r>
+    </w:p>
+    <w:p>
+      <w:r>
+        <w:t>Hunger represents the character’s physical wellbeing and need for food. Ignoring hunger can lead to reduced energy and increased stress.</w:t>
+      </w:r>
+    </w:p>
+    <w:p>
+      <w:r>
+        <w:t>Hygiene represents the character’s self-care and living conditions. Poor hygiene can affect social interactions and emotional wellbeing.</w:t>
+      </w:r>
+    </w:p>
+    <w:p>
+      <w:r>
+        <w:t>Grades are used primarily in the student scenario and represent academic performance. These are influenced by studying, fatigue, and other life events.</w:t>
+      </w:r>
+    </w:p>
+    <w:p>
+      <w:r>
+        <w:t>These statistics interact with one another, ensuring that decisions affect multiple aspects of the player’s life.</w:t>
+      </w:r>
+    </w:p>
+    <w:p>
+      <w:r>
+        <w:pict w14:anchorId="38930F7D">
+          <v:rect id="_x0000_i1046" style="width:0;height:1.5pt" o:hralign="center" o:hrstd="t" o:hr="t" fillcolor="#a0a0a0" stroked="f"/>
         </w:pict>
       </w:r>
     </w:p>
@@ -1488,34 +2382,39 @@
           <w:b/>
           <w:bCs/>
         </w:rPr>
-        <w:t>3.4.4 Elderly Scenario</w:t>
+        <w:t>3.6 Economy System</w:t>
+      </w:r>
+    </w:p>
+    <w:p>
+      <w:r>
+        <w:t>The economy system forms the foundation of the gameplay experience. It simulates the financial pressures faced by individuals living with limited resources.</w:t>
+      </w:r>
+    </w:p>
+    <w:p>
+      <w:r>
+        <w:t>Players earn income through employment, benefits, or other opportunities depending on the chosen character scenario. However, income is intentionally limited to reflect real-world economic constraints.</w:t>
+      </w:r>
+    </w:p>
+    <w:p>
+      <w:r>
+        <w:t xml:space="preserve">Expenses include rent, food, utilities, transportation, and healthcare costs. These expenses are based on real-world research into living costs within the United Kingdom. </w:t>
       </w:r>
     </w:p>
     <w:p>
       <w:r>
         <w:lastRenderedPageBreak/>
-        <w:t>The elderly scenario explores financial hardship from the perspective of a retired individual living on a fixed income.</w:t>
-      </w:r>
-    </w:p>
-    <w:p>
-      <w:r>
-        <w:t>Players must manage limited financial resources while facing increasing health challenges and potential social isolation. Medical expenses and healthcare decisions become important aspects of gameplay.</w:t>
-      </w:r>
-    </w:p>
-    <w:p>
-      <w:r>
-        <w:t>Unlike other characters, the elderly character may have fewer opportunities to increase income, forcing players to rely on careful budgeting and support networks.</w:t>
-      </w:r>
-    </w:p>
-    <w:p>
-      <w:r>
-        <w:t>This scenario highlights how financial insecurity can affect individuals later in life and demonstrates the importance of social and community support.</w:t>
-      </w:r>
-    </w:p>
-    <w:p>
-      <w:r>
-        <w:pict w14:anchorId="1AB8A4B2">
-          <v:rect id="_x0000_i1327" style="width:0;height:1.5pt" o:hralign="center" o:hrstd="t" o:hr="t" fillcolor="#a0a0a0" stroked="f"/>
+        <w:t>Unexpected financial events introduce additional costs that disrupt the player’s financial planning. These may include medical bills, equipment repairs, or administrative errors.</w:t>
+      </w:r>
+    </w:p>
+    <w:p>
+      <w:r>
+        <w:t>The economy system is intentionally designed to create tension. Players rarely have enough resources to satisfy every need, forcing them to prioritise certain expenses over others.</w:t>
+      </w:r>
+    </w:p>
+    <w:p>
+      <w:r>
+        <w:pict w14:anchorId="7CC60B8B">
+          <v:rect id="_x0000_i1047" style="width:0;height:1.5pt" o:hralign="center" o:hrstd="t" o:hr="t" fillcolor="#a0a0a0" stroked="f"/>
         </w:pict>
       </w:r>
     </w:p>
@@ -1531,53 +2430,46 @@
           <w:b/>
           <w:bCs/>
         </w:rPr>
-        <w:t>3.5 Player Statistics System</w:t>
-      </w:r>
-    </w:p>
-    <w:p>
-      <w:r>
-        <w:t>The gameplay experience is structured around several key player statistics that represent the character’s financial and emotional state.</w:t>
-      </w:r>
-    </w:p>
-    <w:p>
-      <w:r>
-        <w:t>Money represents the player’s available financial resources. Income increases this value, while expenses reduce it. Running out of money can lead to debt and additional stress.</w:t>
-      </w:r>
-    </w:p>
-    <w:p>
-      <w:r>
-        <w:t>Energy represents the character’s physical ability to perform tasks. Activities such as working or studying reduce energy, while resting restores it.</w:t>
-      </w:r>
-    </w:p>
-    <w:p>
-      <w:r>
-        <w:t>Stress represents the emotional strain experienced by the character. Stress increases when financial problems or difficult events occur. High stress can affect decision-making and gameplay options.</w:t>
-      </w:r>
-    </w:p>
-    <w:p>
-      <w:r>
-        <w:t>Hunger represents the character’s physical wellbeing and need for food. Ignoring hunger can lead to reduced energy and increased stress.</w:t>
-      </w:r>
-    </w:p>
-    <w:p>
-      <w:r>
-        <w:t>Hygiene represents the character’s self-care and living conditions. Poor hygiene can affect social interactions and emotional wellbeing.</w:t>
-      </w:r>
-    </w:p>
-    <w:p>
-      <w:r>
-        <w:t>Grades are used primarily in the student scenario and represent academic performance. These are influenced by studying, fatigue, and other life events.</w:t>
-      </w:r>
-    </w:p>
-    <w:p>
-      <w:r>
-        <w:t>These statistics interact with one another, ensuring that decisions affect multiple aspects of the player’s life.</w:t>
-      </w:r>
-    </w:p>
-    <w:p>
-      <w:r>
-        <w:pict w14:anchorId="38930F7D">
-          <v:rect id="_x0000_i1328" style="width:0;height:1.5pt" o:hralign="center" o:hrstd="t" o:hr="t" fillcolor="#a0a0a0" stroked="f"/>
+        <w:t>3.7 Random Event System</w:t>
+      </w:r>
+    </w:p>
+    <w:p>
+      <w:r>
+        <w:t>Random events play a crucial role in creating unpredictability and realism within the game.</w:t>
+      </w:r>
+    </w:p>
+    <w:p>
+      <w:r>
+        <w:t xml:space="preserve">Events may include financial </w:t>
+      </w:r>
+      <w:proofErr w:type="spellStart"/>
+      <w:r>
+        <w:t>shocks</w:t>
+      </w:r>
+      <w:proofErr w:type="spellEnd"/>
+      <w:r>
+        <w:t xml:space="preserve"> such as broken appliances or unexpected fees, health issues requiring medical treatment, or social situations that require emotional decisions.</w:t>
+      </w:r>
+    </w:p>
+    <w:p>
+      <w:r>
+        <w:t>Positive events may also occur, such as financial assistance from community organisations or unexpected support from friends and family.</w:t>
+      </w:r>
+    </w:p>
+    <w:p>
+      <w:r>
+        <w:t>These events are triggered through a probability-based system that ensures each playthrough presents unique challenges.</w:t>
+      </w:r>
+    </w:p>
+    <w:p>
+      <w:r>
+        <w:t>The purpose of the event system is to simulate the instability of real life and prevent players from relying on predictable strategies.</w:t>
+      </w:r>
+    </w:p>
+    <w:p>
+      <w:r>
+        <w:pict w14:anchorId="54B5CB3B">
+          <v:rect id="_x0000_i1048" style="width:0;height:1.5pt" o:hralign="center" o:hrstd="t" o:hr="t" fillcolor="#a0a0a0" stroked="f"/>
         </w:pict>
       </w:r>
     </w:p>
@@ -1593,162 +2485,59 @@
           <w:b/>
           <w:bCs/>
         </w:rPr>
-        <w:t>3.6 Economy System</w:t>
-      </w:r>
-    </w:p>
-    <w:p>
-      <w:r>
-        <w:t>The economy system forms the foundation of the gameplay experience. It simulates the financial pressures faced by individuals living with limited resources.</w:t>
+        <w:t>3.8 Time and Progression System</w:t>
+      </w:r>
+    </w:p>
+    <w:p>
+      <w:r>
+        <w:t>Time in Budget Line progresses through structured cycles representing days or weeks.</w:t>
+      </w:r>
+    </w:p>
+    <w:p>
+      <w:r>
+        <w:t>Each cycle introduces new financial obligations and narrative events. As time progresses, the difficulty of the game gradually increases through rising expenses and more complex decisions.</w:t>
+      </w:r>
+    </w:p>
+    <w:p>
+      <w:r>
+        <w:t>The progression system emphasises long-term consequences. Decisions made early in the game may affect later events, creating a branching narrative structure.</w:t>
+      </w:r>
+    </w:p>
+    <w:p>
+      <w:r>
+        <w:t>Rather than using traditional levels, the game progresses through narrative stages that represent different phases of the character’s life.</w:t>
+      </w:r>
+    </w:p>
+    <w:p>
+      <w:r>
+        <w:pict w14:anchorId="5D427A76">
+          <v:rect id="_x0000_i1049" style="width:0;height:1.5pt" o:hralign="center" o:hrstd="t" o:hr="t" fillcolor="#a0a0a0" stroked="f"/>
+        </w:pict>
+      </w:r>
+    </w:p>
+    <w:p>
+      <w:pPr>
+        <w:rPr>
+          <w:b/>
+          <w:bCs/>
+        </w:rPr>
+      </w:pPr>
+      <w:r>
+        <w:rPr>
+          <w:b/>
+          <w:bCs/>
+        </w:rPr>
+        <w:t>3.9 Player Interaction Design</w:t>
+      </w:r>
+    </w:p>
+    <w:p>
+      <w:r>
+        <w:t>Player interaction is designed around environmental objects and contextual decision-making.</w:t>
       </w:r>
     </w:p>
     <w:p>
       <w:r>
         <w:lastRenderedPageBreak/>
-        <w:t>Players earn income through employment, benefits, or other opportunities depending on the chosen character scenario. However, income is intentionally limited to reflect real-world economic constraints.</w:t>
-      </w:r>
-    </w:p>
-    <w:p>
-      <w:r>
-        <w:t xml:space="preserve">Expenses include rent, food, utilities, transportation, and healthcare costs. These expenses are based on real-world research into living costs within the United Kingdom. </w:t>
-      </w:r>
-    </w:p>
-    <w:p>
-      <w:r>
-        <w:t>Unexpected financial events introduce additional costs that disrupt the player’s financial planning. These may include medical bills, equipment repairs, or administrative errors.</w:t>
-      </w:r>
-    </w:p>
-    <w:p>
-      <w:r>
-        <w:t>The economy system is intentionally designed to create tension. Players rarely have enough resources to satisfy every need, forcing them to prioritise certain expenses over others.</w:t>
-      </w:r>
-    </w:p>
-    <w:p>
-      <w:r>
-        <w:pict w14:anchorId="7CC60B8B">
-          <v:rect id="_x0000_i1329" style="width:0;height:1.5pt" o:hralign="center" o:hrstd="t" o:hr="t" fillcolor="#a0a0a0" stroked="f"/>
-        </w:pict>
-      </w:r>
-    </w:p>
-    <w:p>
-      <w:pPr>
-        <w:rPr>
-          <w:b/>
-          <w:bCs/>
-        </w:rPr>
-      </w:pPr>
-      <w:r>
-        <w:rPr>
-          <w:b/>
-          <w:bCs/>
-        </w:rPr>
-        <w:t>3.7 Random Event System</w:t>
-      </w:r>
-    </w:p>
-    <w:p>
-      <w:r>
-        <w:t>Random events play a crucial role in creating unpredictability and realism within the game.</w:t>
-      </w:r>
-    </w:p>
-    <w:p>
-      <w:r>
-        <w:t xml:space="preserve">Events may include financial </w:t>
-      </w:r>
-      <w:proofErr w:type="spellStart"/>
-      <w:r>
-        <w:t>shocks</w:t>
-      </w:r>
-      <w:proofErr w:type="spellEnd"/>
-      <w:r>
-        <w:t xml:space="preserve"> such as broken appliances or unexpected fees, health issues requiring medical treatment, or social situations that require emotional decisions.</w:t>
-      </w:r>
-    </w:p>
-    <w:p>
-      <w:r>
-        <w:t>Positive events may also occur, such as financial assistance from community organisations or unexpected support from friends and family.</w:t>
-      </w:r>
-    </w:p>
-    <w:p>
-      <w:r>
-        <w:t>These events are triggered through a probability-based system that ensures each playthrough presents unique challenges.</w:t>
-      </w:r>
-    </w:p>
-    <w:p>
-      <w:r>
-        <w:t>The purpose of the event system is to simulate the instability of real life and prevent players from relying on predictable strategies.</w:t>
-      </w:r>
-    </w:p>
-    <w:p>
-      <w:r>
-        <w:pict w14:anchorId="54B5CB3B">
-          <v:rect id="_x0000_i1330" style="width:0;height:1.5pt" o:hralign="center" o:hrstd="t" o:hr="t" fillcolor="#a0a0a0" stroked="f"/>
-        </w:pict>
-      </w:r>
-    </w:p>
-    <w:p>
-      <w:pPr>
-        <w:rPr>
-          <w:b/>
-          <w:bCs/>
-        </w:rPr>
-      </w:pPr>
-      <w:r>
-        <w:rPr>
-          <w:b/>
-          <w:bCs/>
-        </w:rPr>
-        <w:t>3.8 Time and Progression System</w:t>
-      </w:r>
-    </w:p>
-    <w:p>
-      <w:r>
-        <w:t>Time in Budget Line progresses through structured cycles representing days or weeks.</w:t>
-      </w:r>
-    </w:p>
-    <w:p>
-      <w:r>
-        <w:t>Each cycle introduces new financial obligations and narrative events. As time progresses, the difficulty of the game gradually increases through rising expenses and more complex decisions.</w:t>
-      </w:r>
-    </w:p>
-    <w:p>
-      <w:r>
-        <w:t>The progression system emphasises long-term consequences. Decisions made early in the game may affect later events, creating a branching narrative structure.</w:t>
-      </w:r>
-    </w:p>
-    <w:p>
-      <w:r>
-        <w:lastRenderedPageBreak/>
-        <w:t>Rather than using traditional levels, the game progresses through narrative stages that represent different phases of the character’s life.</w:t>
-      </w:r>
-    </w:p>
-    <w:p>
-      <w:r>
-        <w:pict w14:anchorId="5D427A76">
-          <v:rect id="_x0000_i1331" style="width:0;height:1.5pt" o:hralign="center" o:hrstd="t" o:hr="t" fillcolor="#a0a0a0" stroked="f"/>
-        </w:pict>
-      </w:r>
-    </w:p>
-    <w:p>
-      <w:pPr>
-        <w:rPr>
-          <w:b/>
-          <w:bCs/>
-        </w:rPr>
-      </w:pPr>
-      <w:r>
-        <w:rPr>
-          <w:b/>
-          <w:bCs/>
-        </w:rPr>
-        <w:t>3.9 Player Interaction Design</w:t>
-      </w:r>
-    </w:p>
-    <w:p>
-      <w:r>
-        <w:t>Player interaction is designed around environmental objects and contextual decision-making.</w:t>
-      </w:r>
-    </w:p>
-    <w:p>
-      <w:r>
         <w:t>The player controls a character who can move within a small environment representing their living space. Objects within the environment represent everyday activities.</w:t>
       </w:r>
     </w:p>
@@ -1818,118 +2607,50 @@
     </w:p>
     <w:p>
       <w:r>
-        <w:t>Player Movement</w:t>
-      </w:r>
-    </w:p>
-    <w:p>
-      <w:r>
-        <w:t xml:space="preserve">      │</w:t>
-      </w:r>
-    </w:p>
-    <w:p>
-      <w:r>
-        <w:t xml:space="preserve">      </w:t>
-      </w:r>
-      <w:r>
-        <w:rPr>
-          <w:rFonts w:ascii="Arial" w:hAnsi="Arial" w:cs="Arial"/>
-        </w:rPr>
-        <w:t>▼</w:t>
-      </w:r>
-    </w:p>
-    <w:p>
-      <w:r>
-        <w:t>Player Approaches Object</w:t>
-      </w:r>
-    </w:p>
-    <w:p>
-      <w:r>
-        <w:t xml:space="preserve"> (Bed / Desk / Fridge / Door)</w:t>
-      </w:r>
-    </w:p>
-    <w:p>
-      <w:r>
-        <w:t xml:space="preserve">      │</w:t>
-      </w:r>
-    </w:p>
-    <w:p>
-      <w:r>
-        <w:t xml:space="preserve">      </w:t>
-      </w:r>
-      <w:r>
-        <w:rPr>
-          <w:rFonts w:ascii="Arial" w:hAnsi="Arial" w:cs="Arial"/>
-        </w:rPr>
-        <w:t>▼</w:t>
-      </w:r>
-    </w:p>
-    <w:p>
-      <w:r>
-        <w:t xml:space="preserve"> Interaction Prompt Appears</w:t>
-      </w:r>
-    </w:p>
-    <w:p>
-      <w:r>
-        <w:t xml:space="preserve">   "Press E to interact"</w:t>
-      </w:r>
-    </w:p>
-    <w:p>
-      <w:r>
-        <w:t xml:space="preserve">      </w:t>
-      </w:r>
-    </w:p>
-    <w:p>
-      <w:r>
-        <w:lastRenderedPageBreak/>
-        <w:t xml:space="preserve">      </w:t>
-      </w:r>
-      <w:r>
-        <w:rPr>
-          <w:rFonts w:ascii="Arial" w:hAnsi="Arial" w:cs="Arial"/>
-        </w:rPr>
-        <w:t>▼</w:t>
-      </w:r>
-    </w:p>
-    <w:p>
-      <w:r>
-        <w:t xml:space="preserve">   Player Chooses Option</w:t>
-      </w:r>
-    </w:p>
-    <w:p>
-      <w:r>
-        <w:t xml:space="preserve"> (Study / Sleep / Eat / Work)</w:t>
-      </w:r>
-    </w:p>
-    <w:p>
-      <w:r>
-        <w:t xml:space="preserve">      │</w:t>
-      </w:r>
-    </w:p>
-    <w:p>
-      <w:r>
-        <w:t xml:space="preserve">      </w:t>
-      </w:r>
-      <w:r>
-        <w:rPr>
-          <w:rFonts w:ascii="Arial" w:hAnsi="Arial" w:cs="Arial"/>
-        </w:rPr>
-        <w:t>▼</w:t>
-      </w:r>
-    </w:p>
-    <w:p>
-      <w:r>
-        <w:t xml:space="preserve">   Game State Updates</w:t>
-      </w:r>
-    </w:p>
-    <w:p>
-      <w:r>
-        <w:t xml:space="preserve"> (Stats + Time + Events)</w:t>
+        <w:rPr>
+          <w:noProof/>
+        </w:rPr>
+        <w:drawing>
+          <wp:inline distT="0" distB="0" distL="0" distR="0" wp14:anchorId="6E43DAC6" wp14:editId="3C2CCC99">
+            <wp:extent cx="2248214" cy="3143689"/>
+            <wp:effectExtent l="0" t="0" r="0" b="0"/>
+            <wp:docPr id="560460089" name="Picture 1"/>
+            <wp:cNvGraphicFramePr>
+              <a:graphicFrameLocks xmlns:a="http://schemas.openxmlformats.org/drawingml/2006/main" noChangeAspect="1"/>
+            </wp:cNvGraphicFramePr>
+            <a:graphic xmlns:a="http://schemas.openxmlformats.org/drawingml/2006/main">
+              <a:graphicData uri="http://schemas.openxmlformats.org/drawingml/2006/picture">
+                <pic:pic xmlns:pic="http://schemas.openxmlformats.org/drawingml/2006/picture">
+                  <pic:nvPicPr>
+                    <pic:cNvPr id="560460089" name=""/>
+                    <pic:cNvPicPr/>
+                  </pic:nvPicPr>
+                  <pic:blipFill>
+                    <a:blip r:embed="rId6"/>
+                    <a:stretch>
+                      <a:fillRect/>
+                    </a:stretch>
+                  </pic:blipFill>
+                  <pic:spPr>
+                    <a:xfrm>
+                      <a:off x="0" y="0"/>
+                      <a:ext cx="2248214" cy="3143689"/>
+                    </a:xfrm>
+                    <a:prstGeom prst="rect">
+                      <a:avLst/>
+                    </a:prstGeom>
+                  </pic:spPr>
+                </pic:pic>
+              </a:graphicData>
+            </a:graphic>
+          </wp:inline>
+        </w:drawing>
       </w:r>
     </w:p>
     <w:p>
       <w:r>
         <w:pict w14:anchorId="5A60ED83">
-          <v:rect id="_x0000_i1332" style="width:0;height:1.5pt" o:hralign="center" o:hrstd="t" o:hr="t" fillcolor="#a0a0a0" stroked="f"/>
+          <v:rect id="_x0000_i1050" style="width:0;height:1.5pt" o:hralign="center" o:hrstd="t" o:hr="t" fillcolor="#a0a0a0" stroked="f"/>
         </w:pict>
       </w:r>
     </w:p>
@@ -1966,6 +2687,7 @@
         </w:numPr>
       </w:pPr>
       <w:r>
+        <w:lastRenderedPageBreak/>
         <w:t>A dashboard displaying money, stress, energy, hunger, and hygiene</w:t>
       </w:r>
     </w:p>
@@ -2014,11 +2736,76 @@
     </w:p>
     <w:p>
       <w:r>
+        <w:rPr>
+          <w:noProof/>
+        </w:rPr>
+        <w:drawing>
+          <wp:anchor distT="0" distB="0" distL="114300" distR="114300" simplePos="0" relativeHeight="251664384" behindDoc="1" locked="0" layoutInCell="1" allowOverlap="1" wp14:anchorId="0BB13E27" wp14:editId="5EB4C357">
+            <wp:simplePos x="0" y="0"/>
+            <wp:positionH relativeFrom="column">
+              <wp:posOffset>3638550</wp:posOffset>
+            </wp:positionH>
+            <wp:positionV relativeFrom="paragraph">
+              <wp:posOffset>809625</wp:posOffset>
+            </wp:positionV>
+            <wp:extent cx="2067213" cy="3010320"/>
+            <wp:effectExtent l="0" t="0" r="9525" b="0"/>
+            <wp:wrapTight wrapText="bothSides">
+              <wp:wrapPolygon edited="0">
+                <wp:start x="0" y="0"/>
+                <wp:lineTo x="0" y="21463"/>
+                <wp:lineTo x="21500" y="21463"/>
+                <wp:lineTo x="21500" y="0"/>
+                <wp:lineTo x="0" y="0"/>
+              </wp:wrapPolygon>
+            </wp:wrapTight>
+            <wp:docPr id="1693642244" name="Picture 1"/>
+            <wp:cNvGraphicFramePr>
+              <a:graphicFrameLocks xmlns:a="http://schemas.openxmlformats.org/drawingml/2006/main" noChangeAspect="1"/>
+            </wp:cNvGraphicFramePr>
+            <a:graphic xmlns:a="http://schemas.openxmlformats.org/drawingml/2006/main">
+              <a:graphicData uri="http://schemas.openxmlformats.org/drawingml/2006/picture">
+                <pic:pic xmlns:pic="http://schemas.openxmlformats.org/drawingml/2006/picture">
+                  <pic:nvPicPr>
+                    <pic:cNvPr id="1693642244" name=""/>
+                    <pic:cNvPicPr/>
+                  </pic:nvPicPr>
+                  <pic:blipFill>
+                    <a:blip r:embed="rId7">
+                      <a:extLst>
+                        <a:ext uri="{28A0092B-C50C-407E-A947-70E740481C1C}">
+                          <a14:useLocalDpi xmlns:a14="http://schemas.microsoft.com/office/drawing/2010/main" val="0"/>
+                        </a:ext>
+                      </a:extLst>
+                    </a:blip>
+                    <a:stretch>
+                      <a:fillRect/>
+                    </a:stretch>
+                  </pic:blipFill>
+                  <pic:spPr>
+                    <a:xfrm>
+                      <a:off x="0" y="0"/>
+                      <a:ext cx="2067213" cy="3010320"/>
+                    </a:xfrm>
+                    <a:prstGeom prst="rect">
+                      <a:avLst/>
+                    </a:prstGeom>
+                  </pic:spPr>
+                </pic:pic>
+              </a:graphicData>
+            </a:graphic>
+          </wp:anchor>
+        </w:drawing>
+      </w:r>
+      <w:r>
         <w:t>The user interface was designed to provide players with clear feedback about their financial and wellbeing status. The layout prioritises readability while allowing players to quickly assess their situation.</w:t>
       </w:r>
     </w:p>
     <w:p>
       <w:r>
+        <w:rPr>
+          <w:noProof/>
+        </w:rPr>
         <w:drawing>
           <wp:anchor distT="0" distB="0" distL="114300" distR="114300" simplePos="0" relativeHeight="251658240" behindDoc="0" locked="0" layoutInCell="1" allowOverlap="1" wp14:anchorId="7D27A26D" wp14:editId="51CAFFE0">
             <wp:simplePos x="0" y="0"/>
@@ -2043,7 +2830,7 @@
                     <pic:cNvPicPr/>
                   </pic:nvPicPr>
                   <pic:blipFill>
-                    <a:blip r:embed="rId5">
+                    <a:blip r:embed="rId8">
                       <a:extLst>
                         <a:ext uri="{28A0092B-C50C-407E-A947-70E740481C1C}">
                           <a14:useLocalDpi xmlns:a14="http://schemas.microsoft.com/office/drawing/2010/main" val="0"/>
@@ -2084,9 +2871,61 @@
     <w:p/>
     <w:p>
       <w:r>
+        <w:pict w14:anchorId="5384A2F7">
+          <v:rect id="_x0000_i1051" style="width:0;height:1.5pt" o:hralign="center" o:hrstd="t" o:hr="t" fillcolor="#a0a0a0" stroked="f"/>
+        </w:pict>
+      </w:r>
+    </w:p>
+    <w:p>
+      <w:pPr>
+        <w:rPr>
+          <w:b/>
+          <w:bCs/>
+        </w:rPr>
+      </w:pPr>
+      <w:r>
+        <w:rPr>
+          <w:b/>
+          <w:bCs/>
+        </w:rPr>
+        <w:t>4. Tools and Technologies</w:t>
+      </w:r>
+    </w:p>
+    <w:p>
+      <w:pPr>
+        <w:rPr>
+          <w:b/>
+          <w:bCs/>
+        </w:rPr>
+      </w:pPr>
+      <w:r>
+        <w:rPr>
+          <w:b/>
+          <w:bCs/>
+        </w:rPr>
+        <w:t>4.1 Game Engine Selection</w:t>
+      </w:r>
+    </w:p>
+    <w:p>
+      <w:r>
         <w:lastRenderedPageBreak/>
-        <w:pict w14:anchorId="5384A2F7">
-          <v:rect id="_x0000_i1333" style="width:0;height:1.5pt" o:hralign="center" o:hrstd="t" o:hr="t" fillcolor="#a0a0a0" stroked="f"/>
+        <w:t>Unity was selected as the primary development engine for Budget Line due to its flexibility and support for both simulation systems and user interface design. Unity provides robust tools for creating interactive environments and managing complex gameplay systems.</w:t>
+      </w:r>
+    </w:p>
+    <w:p>
+      <w:r>
+        <w:t xml:space="preserve">The engine supports 2D physics systems, animation frameworks, and collision detection, which are necessary for implementing character movement and object interaction. Unity also provides extensive documentation and community support, making it suitable for academic development projects. </w:t>
+      </w:r>
+    </w:p>
+    <w:p>
+      <w:r>
+        <w:t>Research on Game Engines</w:t>
+      </w:r>
+    </w:p>
+    <w:p>
+      <w:r>
+        <w:pict w14:anchorId="226CB88C">
+          <v:rect id="_x0000_i1052" style="width:0;height:1.5pt" o:hralign="center" o:hrstd="t" o:hr="t" fillcolor="#a0a0a0" stroked="f"/>
         </w:pict>
       </w:r>
     </w:p>
@@ -2102,43 +2941,23 @@
           <w:b/>
           <w:bCs/>
         </w:rPr>
-        <w:t>4. Tools and Technologies</w:t>
-      </w:r>
-    </w:p>
-    <w:p>
-      <w:pPr>
-        <w:rPr>
-          <w:b/>
-          <w:bCs/>
-        </w:rPr>
-      </w:pPr>
-      <w:r>
-        <w:rPr>
-          <w:b/>
-          <w:bCs/>
-        </w:rPr>
-        <w:t>4.1 Game Engine Selection</w:t>
-      </w:r>
-    </w:p>
-    <w:p>
-      <w:r>
-        <w:t>Unity was selected as the primary development engine for Budget Line due to its flexibility and support for both simulation systems and user interface design. Unity provides robust tools for creating interactive environments and managing complex gameplay systems.</w:t>
-      </w:r>
-    </w:p>
-    <w:p>
-      <w:r>
-        <w:t xml:space="preserve">The engine supports 2D physics systems, animation frameworks, and collision detection, which are necessary for implementing character movement and object interaction. Unity also provides extensive documentation and community support, making it suitable for academic development projects. </w:t>
-      </w:r>
-    </w:p>
-    <w:p>
-      <w:r>
-        <w:t>Research on Game Engines</w:t>
-      </w:r>
-    </w:p>
-    <w:p>
-      <w:r>
-        <w:pict w14:anchorId="226CB88C">
-          <v:rect id="_x0000_i1334" style="width:0;height:1.5pt" o:hralign="center" o:hrstd="t" o:hr="t" fillcolor="#a0a0a0" stroked="f"/>
+        <w:t>4.2 Programming Language</w:t>
+      </w:r>
+    </w:p>
+    <w:p>
+      <w:r>
+        <w:t>The game was programmed using C#, the primary scripting language supported by Unity.</w:t>
+      </w:r>
+    </w:p>
+    <w:p>
+      <w:r>
+        <w:t>C# allows developers to create modular and maintainable code structures, which are essential for managing interconnected gameplay systems such as the economy, event system, and player statistics.</w:t>
+      </w:r>
+    </w:p>
+    <w:p>
+      <w:r>
+        <w:pict w14:anchorId="3FF08C08">
+          <v:rect id="_x0000_i1053" style="width:0;height:1.5pt" o:hralign="center" o:hrstd="t" o:hr="t" fillcolor="#a0a0a0" stroked="f"/>
         </w:pict>
       </w:r>
     </w:p>
@@ -2154,23 +2973,28 @@
           <w:b/>
           <w:bCs/>
         </w:rPr>
-        <w:t>4.2 Programming Language</w:t>
-      </w:r>
-    </w:p>
-    <w:p>
-      <w:r>
-        <w:t>The game was programmed using C#, the primary scripting language supported by Unity.</w:t>
-      </w:r>
-    </w:p>
-    <w:p>
-      <w:r>
-        <w:t>C# allows developers to create modular and maintainable code structures, which are essential for managing interconnected gameplay systems such as the economy, event system, and player statistics.</w:t>
-      </w:r>
-    </w:p>
-    <w:p>
-      <w:r>
-        <w:pict w14:anchorId="3FF08C08">
-          <v:rect id="_x0000_i1335" style="width:0;height:1.5pt" o:hralign="center" o:hrstd="t" o:hr="t" fillcolor="#a0a0a0" stroked="f"/>
+        <w:t>4.3 Development Tools</w:t>
+      </w:r>
+    </w:p>
+    <w:p>
+      <w:r>
+        <w:t>Several tools were used during development to support different aspects of the project.</w:t>
+      </w:r>
+    </w:p>
+    <w:p>
+      <w:r>
+        <w:t>Unity Editor was used for implementing gameplay systems and managing scenes. Visual Studio or JetBrains Rider was used as the integrated development environment for writing and debugging C# scripts.</w:t>
+      </w:r>
+    </w:p>
+    <w:p>
+      <w:r>
+        <w:t>Additional tools were used for documentation, planning, and testing.</w:t>
+      </w:r>
+    </w:p>
+    <w:p>
+      <w:r>
+        <w:pict w14:anchorId="0A38D917">
+          <v:rect id="_x0000_i1054" style="width:0;height:1.5pt" o:hralign="center" o:hrstd="t" o:hr="t" fillcolor="#a0a0a0" stroked="f"/>
         </w:pict>
       </w:r>
     </w:p>
@@ -2186,28 +3010,23 @@
           <w:b/>
           <w:bCs/>
         </w:rPr>
-        <w:t>4.3 Development Tools</w:t>
-      </w:r>
-    </w:p>
-    <w:p>
-      <w:r>
-        <w:t>Several tools were used during development to support different aspects of the project.</w:t>
-      </w:r>
-    </w:p>
-    <w:p>
-      <w:r>
-        <w:t>Unity Editor was used for implementing gameplay systems and managing scenes. Visual Studio or JetBrains Rider was used as the integrated development environment for writing and debugging C# scripts.</w:t>
-      </w:r>
-    </w:p>
-    <w:p>
-      <w:r>
-        <w:t>Additional tools were used for documentation, planning, and testing.</w:t>
-      </w:r>
-    </w:p>
-    <w:p>
-      <w:r>
-        <w:pict w14:anchorId="0A38D917">
-          <v:rect id="_x0000_i1336" style="width:0;height:1.5pt" o:hralign="center" o:hrstd="t" o:hr="t" fillcolor="#a0a0a0" stroked="f"/>
+        <w:t>4.4 Asset Creation Tools</w:t>
+      </w:r>
+    </w:p>
+    <w:p>
+      <w:r>
+        <w:t>Blender was used to create and modify visual assets for the game environment. These assets were designed to represent everyday objects such as furniture and appliances within the player’s living space.</w:t>
+      </w:r>
+    </w:p>
+    <w:p>
+      <w:r>
+        <w:t>Graphic design tools were used to produce user interface elements such as icons and menus.</w:t>
+      </w:r>
+    </w:p>
+    <w:p>
+      <w:r>
+        <w:pict w14:anchorId="41ECF416">
+          <v:rect id="_x0000_i1055" style="width:0;height:1.5pt" o:hralign="center" o:hrstd="t" o:hr="t" fillcolor="#a0a0a0" stroked="f"/>
         </w:pict>
       </w:r>
     </w:p>
@@ -2223,24 +3042,24 @@
           <w:b/>
           <w:bCs/>
         </w:rPr>
-        <w:t>4.4 Asset Creation Tools</w:t>
-      </w:r>
-    </w:p>
-    <w:p>
-      <w:r>
-        <w:t>Blender was used to create and modify visual assets for the game environment. These assets were designed to represent everyday objects such as furniture and appliances within the player’s living space.</w:t>
+        <w:t>4.5 Version Control</w:t>
       </w:r>
     </w:p>
     <w:p>
       <w:r>
         <w:lastRenderedPageBreak/>
-        <w:t>Graphic design tools were used to produce user interface elements such as icons and menus.</w:t>
-      </w:r>
-    </w:p>
-    <w:p>
-      <w:r>
-        <w:pict w14:anchorId="41ECF416">
-          <v:rect id="_x0000_i1337" style="width:0;height:1.5pt" o:hralign="center" o:hrstd="t" o:hr="t" fillcolor="#a0a0a0" stroked="f"/>
+        <w:t>GitHub was used as the version control platform for the project.</w:t>
+      </w:r>
+    </w:p>
+    <w:p>
+      <w:r>
+        <w:t>Version control allowed changes to be tracked throughout development and provided a backup system in case of data loss. It also enabled safe experimentation with new features without risking the stability of the main project.</w:t>
+      </w:r>
+    </w:p>
+    <w:p>
+      <w:r>
+        <w:pict w14:anchorId="3A5CDAB1">
+          <v:rect id="_x0000_i1056" style="width:0;height:1.5pt" o:hralign="center" o:hrstd="t" o:hr="t" fillcolor="#a0a0a0" stroked="f"/>
         </w:pict>
       </w:r>
     </w:p>
@@ -2256,38 +3075,6 @@
           <w:b/>
           <w:bCs/>
         </w:rPr>
-        <w:t>4.5 Version Control</w:t>
-      </w:r>
-    </w:p>
-    <w:p>
-      <w:r>
-        <w:t>GitHub was used as the version control platform for the project.</w:t>
-      </w:r>
-    </w:p>
-    <w:p>
-      <w:r>
-        <w:t>Version control allowed changes to be tracked throughout development and provided a backup system in case of data loss. It also enabled safe experimentation with new features without risking the stability of the main project.</w:t>
-      </w:r>
-    </w:p>
-    <w:p>
-      <w:r>
-        <w:pict w14:anchorId="3A5CDAB1">
-          <v:rect id="_x0000_i1338" style="width:0;height:1.5pt" o:hralign="center" o:hrstd="t" o:hr="t" fillcolor="#a0a0a0" stroked="f"/>
-        </w:pict>
-      </w:r>
-    </w:p>
-    <w:p>
-      <w:pPr>
-        <w:rPr>
-          <w:b/>
-          <w:bCs/>
-        </w:rPr>
-      </w:pPr>
-      <w:r>
-        <w:rPr>
-          <w:b/>
-          <w:bCs/>
-        </w:rPr>
         <w:t>5. System Architecture</w:t>
       </w:r>
     </w:p>
@@ -2328,6 +3115,9 @@
     </w:p>
     <w:p>
       <w:r>
+        <w:rPr>
+          <w:noProof/>
+        </w:rPr>
         <w:drawing>
           <wp:anchor distT="0" distB="0" distL="114300" distR="114300" simplePos="0" relativeHeight="251659264" behindDoc="1" locked="0" layoutInCell="1" allowOverlap="1" wp14:anchorId="1107F37B" wp14:editId="0A00BE8F">
             <wp:simplePos x="0" y="0"/>
@@ -2360,7 +3150,7 @@
                     <pic:cNvPicPr/>
                   </pic:nvPicPr>
                   <pic:blipFill>
-                    <a:blip r:embed="rId6">
+                    <a:blip r:embed="rId9">
                       <a:extLst>
                         <a:ext uri="{28A0092B-C50C-407E-A947-70E740481C1C}">
                           <a14:useLocalDpi xmlns:a14="http://schemas.microsoft.com/office/drawing/2010/main" val="0"/>
@@ -2404,9 +3194,56 @@
     <w:p/>
     <w:p>
       <w:r>
+        <w:pict w14:anchorId="173E84F5">
+          <v:rect id="_x0000_i1057" style="width:0;height:1.5pt" o:hralign="center" o:hrstd="t" o:hr="t" fillcolor="#a0a0a0" stroked="f"/>
+        </w:pict>
+      </w:r>
+    </w:p>
+    <w:p>
+      <w:pPr>
+        <w:rPr>
+          <w:b/>
+          <w:bCs/>
+        </w:rPr>
+      </w:pPr>
+      <w:r>
+        <w:rPr>
+          <w:b/>
+          <w:bCs/>
+        </w:rPr>
+        <w:t>5.2 Core Systems</w:t>
+      </w:r>
+    </w:p>
+    <w:p>
+      <w:pPr>
+        <w:rPr>
+          <w:b/>
+          <w:bCs/>
+        </w:rPr>
+      </w:pPr>
+      <w:r>
+        <w:rPr>
+          <w:b/>
+          <w:bCs/>
+        </w:rPr>
+        <w:t>5.2.1 Game State System</w:t>
+      </w:r>
+    </w:p>
+    <w:p>
+      <w:r>
         <w:lastRenderedPageBreak/>
-        <w:pict w14:anchorId="173E84F5">
-          <v:rect id="_x0000_i1339" style="width:0;height:1.5pt" o:hralign="center" o:hrstd="t" o:hr="t" fillcolor="#a0a0a0" stroked="f"/>
+        <w:t>The game state system tracks all player statistics and manages the consequences of gameplay actions.</w:t>
+      </w:r>
+    </w:p>
+    <w:p>
+      <w:r>
+        <w:t>It stores variables such as money, stress, energy, hunger, hygiene, and grades. Whenever a player action occurs, the game state updates these values and triggers corresponding gameplay effects.</w:t>
+      </w:r>
+    </w:p>
+    <w:p>
+      <w:r>
+        <w:pict w14:anchorId="547F5783">
+          <v:rect id="_x0000_i1058" style="width:0;height:1.5pt" o:hralign="center" o:hrstd="t" o:hr="t" fillcolor="#a0a0a0" stroked="f"/>
         </w:pict>
       </w:r>
     </w:p>
@@ -2422,38 +3259,23 @@
           <w:b/>
           <w:bCs/>
         </w:rPr>
-        <w:t>5.2 Core Systems</w:t>
-      </w:r>
-    </w:p>
-    <w:p>
-      <w:pPr>
-        <w:rPr>
-          <w:b/>
-          <w:bCs/>
-        </w:rPr>
-      </w:pPr>
-      <w:r>
-        <w:rPr>
-          <w:b/>
-          <w:bCs/>
-        </w:rPr>
-        <w:t>5.2.1 Game State System</w:t>
-      </w:r>
-    </w:p>
-    <w:p>
-      <w:r>
-        <w:t>The game state system tracks all player statistics and manages the consequences of gameplay actions.</w:t>
-      </w:r>
-    </w:p>
-    <w:p>
-      <w:r>
-        <w:t>It stores variables such as money, stress, energy, hunger, hygiene, and grades. Whenever a player action occurs, the game state updates these values and triggers corresponding gameplay effects.</w:t>
-      </w:r>
-    </w:p>
-    <w:p>
-      <w:r>
-        <w:pict w14:anchorId="547F5783">
-          <v:rect id="_x0000_i1340" style="width:0;height:1.5pt" o:hralign="center" o:hrstd="t" o:hr="t" fillcolor="#a0a0a0" stroked="f"/>
+        <w:t>5.2.2 Time System</w:t>
+      </w:r>
+    </w:p>
+    <w:p>
+      <w:r>
+        <w:t>The time system controls the progression of the game world.</w:t>
+      </w:r>
+    </w:p>
+    <w:p>
+      <w:r>
+        <w:t>Time advances when the player performs certain actions or completes events. Each time cycle triggers daily updates such as expense calculations and random events.</w:t>
+      </w:r>
+    </w:p>
+    <w:p>
+      <w:r>
+        <w:pict w14:anchorId="344D1262">
+          <v:rect id="_x0000_i1059" style="width:0;height:1.5pt" o:hralign="center" o:hrstd="t" o:hr="t" fillcolor="#a0a0a0" stroked="f"/>
         </w:pict>
       </w:r>
     </w:p>
@@ -2469,23 +3291,23 @@
           <w:b/>
           <w:bCs/>
         </w:rPr>
-        <w:t>5.2.2 Time System</w:t>
-      </w:r>
-    </w:p>
-    <w:p>
-      <w:r>
-        <w:t>The time system controls the progression of the game world.</w:t>
-      </w:r>
-    </w:p>
-    <w:p>
-      <w:r>
-        <w:t>Time advances when the player performs certain actions or completes events. Each time cycle triggers daily updates such as expense calculations and random events.</w:t>
-      </w:r>
-    </w:p>
-    <w:p>
-      <w:r>
-        <w:pict w14:anchorId="344D1262">
-          <v:rect id="_x0000_i1341" style="width:0;height:1.5pt" o:hralign="center" o:hrstd="t" o:hr="t" fillcolor="#a0a0a0" stroked="f"/>
+        <w:t>5.2.3 Event Management System</w:t>
+      </w:r>
+    </w:p>
+    <w:p>
+      <w:r>
+        <w:t>The event management system generates narrative events and gameplay challenges.</w:t>
+      </w:r>
+    </w:p>
+    <w:p>
+      <w:r>
+        <w:t>Events are selected from a pool of possible scenarios and triggered based on probabilities or specific gameplay conditions.</w:t>
+      </w:r>
+    </w:p>
+    <w:p>
+      <w:r>
+        <w:pict w14:anchorId="0BC7129F">
+          <v:rect id="_x0000_i1060" style="width:0;height:1.5pt" o:hralign="center" o:hrstd="t" o:hr="t" fillcolor="#a0a0a0" stroked="f"/>
         </w:pict>
       </w:r>
     </w:p>
@@ -2501,23 +3323,23 @@
           <w:b/>
           <w:bCs/>
         </w:rPr>
-        <w:t>5.2.3 Event Management System</w:t>
-      </w:r>
-    </w:p>
-    <w:p>
-      <w:r>
-        <w:t>The event management system generates narrative events and gameplay challenges.</w:t>
-      </w:r>
-    </w:p>
-    <w:p>
-      <w:r>
-        <w:t>Events are selected from a pool of possible scenarios and triggered based on probabilities or specific gameplay conditions.</w:t>
-      </w:r>
-    </w:p>
-    <w:p>
-      <w:r>
-        <w:pict w14:anchorId="0BC7129F">
-          <v:rect id="_x0000_i1342" style="width:0;height:1.5pt" o:hralign="center" o:hrstd="t" o:hr="t" fillcolor="#a0a0a0" stroked="f"/>
+        <w:t>5.3 Player Interaction System</w:t>
+      </w:r>
+    </w:p>
+    <w:p>
+      <w:r>
+        <w:t>The player interaction system allows the character to interact with objects in the environment.</w:t>
+      </w:r>
+    </w:p>
+    <w:p>
+      <w:r>
+        <w:t>Objects implement interaction scripts that define their behaviour when the player activates them. These interactions modify the player’s statistics and advance the game’s time system.</w:t>
+      </w:r>
+    </w:p>
+    <w:p>
+      <w:r>
+        <w:pict w14:anchorId="6F220925">
+          <v:rect id="_x0000_i1061" style="width:0;height:1.5pt" o:hralign="center" o:hrstd="t" o:hr="t" fillcolor="#a0a0a0" stroked="f"/>
         </w:pict>
       </w:r>
     </w:p>
@@ -2533,38 +3355,6 @@
           <w:b/>
           <w:bCs/>
         </w:rPr>
-        <w:t>5.3 Player Interaction System</w:t>
-      </w:r>
-    </w:p>
-    <w:p>
-      <w:r>
-        <w:t>The player interaction system allows the character to interact with objects in the environment.</w:t>
-      </w:r>
-    </w:p>
-    <w:p>
-      <w:r>
-        <w:t>Objects implement interaction scripts that define their behaviour when the player activates them. These interactions modify the player’s statistics and advance the game’s time system.</w:t>
-      </w:r>
-    </w:p>
-    <w:p>
-      <w:r>
-        <w:pict w14:anchorId="6F220925">
-          <v:rect id="_x0000_i1343" style="width:0;height:1.5pt" o:hralign="center" o:hrstd="t" o:hr="t" fillcolor="#a0a0a0" stroked="f"/>
-        </w:pict>
-      </w:r>
-    </w:p>
-    <w:p>
-      <w:pPr>
-        <w:rPr>
-          <w:b/>
-          <w:bCs/>
-        </w:rPr>
-      </w:pPr>
-      <w:r>
-        <w:rPr>
-          <w:b/>
-          <w:bCs/>
-        </w:rPr>
         <w:t>5.4 Data Flow and Game Logic</w:t>
       </w:r>
     </w:p>
@@ -2580,17 +3370,20 @@
     </w:p>
     <w:p>
       <w:r>
+        <w:t>This architecture ensures that gameplay systems remain organised and maintainable.</w:t>
+      </w:r>
+    </w:p>
+    <w:p>
+      <w:r>
+        <w:t>Player actions trigger a sequence of system updates that modify the game state and generate feedback for the user interface.</w:t>
+      </w:r>
+    </w:p>
+    <w:p>
+      <w:r>
+        <w:rPr>
+          <w:noProof/>
+        </w:rPr>
         <w:lastRenderedPageBreak/>
-        <w:t>This architecture ensures that gameplay systems remain organised and maintainable.</w:t>
-      </w:r>
-    </w:p>
-    <w:p>
-      <w:r>
-        <w:t>Player actions trigger a sequence of system updates that modify the game state and generate feedback for the user interface.</w:t>
-      </w:r>
-    </w:p>
-    <w:p>
-      <w:r>
         <w:drawing>
           <wp:anchor distT="0" distB="0" distL="114300" distR="114300" simplePos="0" relativeHeight="251660288" behindDoc="1" locked="0" layoutInCell="1" allowOverlap="1" wp14:anchorId="2F1447AE" wp14:editId="48EBE89A">
             <wp:simplePos x="0" y="0"/>
@@ -2623,7 +3416,7 @@
                     <pic:cNvPicPr/>
                   </pic:nvPicPr>
                   <pic:blipFill>
-                    <a:blip r:embed="rId7">
+                    <a:blip r:embed="rId10">
                       <a:extLst>
                         <a:ext uri="{28A0092B-C50C-407E-A947-70E740481C1C}">
                           <a14:useLocalDpi xmlns:a14="http://schemas.microsoft.com/office/drawing/2010/main" val="0"/>
@@ -2668,7 +3461,7 @@
     <w:p>
       <w:r>
         <w:pict w14:anchorId="07C5B0CE">
-          <v:rect id="_x0000_i1344" style="width:0;height:1.5pt" o:hralign="center" o:hrstd="t" o:hr="t" fillcolor="#a0a0a0" stroked="f"/>
+          <v:rect id="_x0000_i1062" style="width:0;height:1.5pt" o:hralign="center" o:hrstd="t" o:hr="t" fillcolor="#a0a0a0" stroked="f"/>
         </w:pict>
       </w:r>
     </w:p>
@@ -2754,7 +3547,7 @@
                     <pic:cNvPicPr/>
                   </pic:nvPicPr>
                   <pic:blipFill>
-                    <a:blip r:embed="rId8" cstate="print">
+                    <a:blip r:embed="rId11" cstate="print">
                       <a:extLst>
                         <a:ext uri="{28A0092B-C50C-407E-A947-70E740481C1C}">
                           <a14:useLocalDpi xmlns:a14="http://schemas.microsoft.com/office/drawing/2010/main" val="0"/>
@@ -2798,7 +3591,7 @@
     <w:p>
       <w:r>
         <w:pict w14:anchorId="461C72BA">
-          <v:rect id="_x0000_i1345" style="width:0;height:1.5pt" o:hralign="center" o:hrstd="t" o:hr="t" fillcolor="#a0a0a0" stroked="f"/>
+          <v:rect id="_x0000_i1063" style="width:0;height:1.5pt" o:hralign="center" o:hrstd="t" o:hr="t" fillcolor="#a0a0a0" stroked="f"/>
         </w:pict>
       </w:r>
     </w:p>
@@ -2835,7 +3628,7 @@
     <w:p>
       <w:r>
         <w:pict w14:anchorId="4C6A23A2">
-          <v:rect id="_x0000_i1346" style="width:0;height:1.5pt" o:hralign="center" o:hrstd="t" o:hr="t" fillcolor="#a0a0a0" stroked="f"/>
+          <v:rect id="_x0000_i1064" style="width:0;height:1.5pt" o:hralign="center" o:hrstd="t" o:hr="t" fillcolor="#a0a0a0" stroked="f"/>
         </w:pict>
       </w:r>
     </w:p>
@@ -2867,7 +3660,7 @@
     <w:p>
       <w:r>
         <w:pict w14:anchorId="1EE5E46E">
-          <v:rect id="_x0000_i1347" style="width:0;height:1.5pt" o:hralign="center" o:hrstd="t" o:hr="t" fillcolor="#a0a0a0" stroked="f"/>
+          <v:rect id="_x0000_i1065" style="width:0;height:1.5pt" o:hralign="center" o:hrstd="t" o:hr="t" fillcolor="#a0a0a0" stroked="f"/>
         </w:pict>
       </w:r>
     </w:p>
@@ -2899,7 +3692,7 @@
     <w:p>
       <w:r>
         <w:pict w14:anchorId="74791CFC">
-          <v:rect id="_x0000_i1348" style="width:0;height:1.5pt" o:hralign="center" o:hrstd="t" o:hr="t" fillcolor="#a0a0a0" stroked="f"/>
+          <v:rect id="_x0000_i1066" style="width:0;height:1.5pt" o:hralign="center" o:hrstd="t" o:hr="t" fillcolor="#a0a0a0" stroked="f"/>
         </w:pict>
       </w:r>
     </w:p>
@@ -2952,7 +3745,7 @@
     <w:p>
       <w:r>
         <w:pict w14:anchorId="6559E542">
-          <v:rect id="_x0000_i1349" style="width:0;height:1.5pt" o:hralign="center" o:hrstd="t" o:hr="t" fillcolor="#a0a0a0" stroked="f"/>
+          <v:rect id="_x0000_i1067" style="width:0;height:1.5pt" o:hralign="center" o:hrstd="t" o:hr="t" fillcolor="#a0a0a0" stroked="f"/>
         </w:pict>
       </w:r>
     </w:p>
@@ -2989,7 +3782,7 @@
     <w:p>
       <w:r>
         <w:pict w14:anchorId="44BCFC9A">
-          <v:rect id="_x0000_i1350" style="width:0;height:1.5pt" o:hralign="center" o:hrstd="t" o:hr="t" fillcolor="#a0a0a0" stroked="f"/>
+          <v:rect id="_x0000_i1068" style="width:0;height:1.5pt" o:hralign="center" o:hrstd="t" o:hr="t" fillcolor="#a0a0a0" stroked="f"/>
         </w:pict>
       </w:r>
     </w:p>
@@ -3019,6 +3812,246 @@
       </w:r>
     </w:p>
     <w:p/>
+    <w:p/>
+    <w:p/>
+    <w:p/>
+    <w:p>
+      <w:pPr>
+        <w:spacing w:line="240" w:lineRule="auto"/>
+      </w:pPr>
+      <w:r>
+        <w:t>TO DO!!!!!</w:t>
+      </w:r>
+    </w:p>
+    <w:p>
+      <w:pPr>
+        <w:spacing w:line="240" w:lineRule="auto"/>
+      </w:pPr>
+    </w:p>
+    <w:p>
+      <w:pPr>
+        <w:spacing w:line="240" w:lineRule="auto"/>
+        <w:rPr>
+          <w:b/>
+          <w:bCs/>
+        </w:rPr>
+      </w:pPr>
+      <w:r>
+        <w:rPr>
+          <w:b/>
+          <w:bCs/>
+        </w:rPr>
+        <w:t xml:space="preserve">4. SOFTWARE ENGINEERING </w:t>
+      </w:r>
+    </w:p>
+    <w:p>
+      <w:pPr>
+        <w:spacing w:line="240" w:lineRule="auto"/>
+      </w:pPr>
+      <w:r>
+        <w:t>Criteria mentions:</w:t>
+      </w:r>
+    </w:p>
+    <w:p>
+      <w:pPr>
+        <w:spacing w:line="240" w:lineRule="auto"/>
+      </w:pPr>
+      <w:r>
+        <w:t xml:space="preserve">DRY, SOLID, structured systems </w:t>
+      </w:r>
+    </w:p>
+    <w:p>
+      <w:pPr>
+        <w:spacing w:line="240" w:lineRule="auto"/>
+      </w:pPr>
+    </w:p>
+    <w:p>
+      <w:pPr>
+        <w:spacing w:line="240" w:lineRule="auto"/>
+        <w:rPr>
+          <w:b/>
+          <w:bCs/>
+        </w:rPr>
+      </w:pPr>
+      <w:r>
+        <w:rPr>
+          <w:b/>
+          <w:bCs/>
+        </w:rPr>
+        <w:t>Right now:</w:t>
+      </w:r>
+    </w:p>
+    <w:p>
+      <w:pPr>
+        <w:spacing w:line="240" w:lineRule="auto"/>
+      </w:pPr>
+    </w:p>
+    <w:p>
+      <w:pPr>
+        <w:spacing w:line="240" w:lineRule="auto"/>
+        <w:rPr>
+          <w:b/>
+          <w:bCs/>
+        </w:rPr>
+      </w:pPr>
+      <w:r>
+        <w:rPr>
+          <w:b/>
+          <w:bCs/>
+        </w:rPr>
+        <w:t>2. Add ending system</w:t>
+      </w:r>
+    </w:p>
+    <w:p>
+      <w:pPr>
+        <w:spacing w:line="240" w:lineRule="auto"/>
+      </w:pPr>
+      <w:r>
+        <w:t>Add:</w:t>
+      </w:r>
+    </w:p>
+    <w:p>
+      <w:pPr>
+        <w:numPr>
+          <w:ilvl w:val="0"/>
+          <w:numId w:val="11"/>
+        </w:numPr>
+        <w:spacing w:line="240" w:lineRule="auto"/>
+      </w:pPr>
+      <w:r>
+        <w:t xml:space="preserve">survive month </w:t>
+      </w:r>
+    </w:p>
+    <w:p>
+      <w:pPr>
+        <w:numPr>
+          <w:ilvl w:val="0"/>
+          <w:numId w:val="11"/>
+        </w:numPr>
+        <w:spacing w:line="240" w:lineRule="auto"/>
+      </w:pPr>
+      <w:r>
+        <w:t xml:space="preserve">fail conditions </w:t>
+      </w:r>
+    </w:p>
+    <w:p>
+      <w:pPr>
+        <w:spacing w:line="240" w:lineRule="auto"/>
+      </w:pPr>
+    </w:p>
+    <w:p>
+      <w:pPr>
+        <w:spacing w:line="240" w:lineRule="auto"/>
+        <w:rPr>
+          <w:b/>
+          <w:bCs/>
+        </w:rPr>
+      </w:pPr>
+      <w:r>
+        <w:rPr>
+          <w:b/>
+          <w:bCs/>
+        </w:rPr>
+        <w:t>3. Improve consequence chains</w:t>
+      </w:r>
+    </w:p>
+    <w:p>
+      <w:pPr>
+        <w:spacing w:line="240" w:lineRule="auto"/>
+      </w:pPr>
+      <w:r>
+        <w:t>Example:</w:t>
+      </w:r>
+    </w:p>
+    <w:p>
+      <w:pPr>
+        <w:numPr>
+          <w:ilvl w:val="0"/>
+          <w:numId w:val="12"/>
+        </w:numPr>
+        <w:spacing w:line="240" w:lineRule="auto"/>
+      </w:pPr>
+      <w:r>
+        <w:t xml:space="preserve">miss rent → penalty → stress → more impact later </w:t>
+      </w:r>
+    </w:p>
+    <w:p>
+      <w:pPr>
+        <w:spacing w:line="240" w:lineRule="auto"/>
+      </w:pPr>
+    </w:p>
+    <w:p>
+      <w:pPr>
+        <w:spacing w:line="240" w:lineRule="auto"/>
+        <w:rPr>
+          <w:b/>
+          <w:bCs/>
+        </w:rPr>
+      </w:pPr>
+      <w:r>
+        <w:rPr>
+          <w:b/>
+          <w:bCs/>
+        </w:rPr>
+        <w:t>4. Add progression</w:t>
+      </w:r>
+    </w:p>
+    <w:p>
+      <w:pPr>
+        <w:numPr>
+          <w:ilvl w:val="0"/>
+          <w:numId w:val="13"/>
+        </w:numPr>
+        <w:spacing w:line="240" w:lineRule="auto"/>
+      </w:pPr>
+      <w:r>
+        <w:t xml:space="preserve">better jobs </w:t>
+      </w:r>
+    </w:p>
+    <w:p>
+      <w:pPr>
+        <w:numPr>
+          <w:ilvl w:val="0"/>
+          <w:numId w:val="13"/>
+        </w:numPr>
+        <w:spacing w:line="240" w:lineRule="auto"/>
+      </w:pPr>
+      <w:r>
+        <w:t xml:space="preserve">grades unlocking options </w:t>
+      </w:r>
+    </w:p>
+    <w:p>
+      <w:pPr>
+        <w:spacing w:line="240" w:lineRule="auto"/>
+      </w:pPr>
+      <w:r>
+        <w:t>TO DO</w:t>
+      </w:r>
+    </w:p>
+    <w:p>
+      <w:pPr>
+        <w:spacing w:line="240" w:lineRule="auto"/>
+      </w:pPr>
+      <w:r>
+        <w:t>Explanation page for main game and mini games</w:t>
+      </w:r>
+    </w:p>
+    <w:p>
+      <w:pPr>
+        <w:spacing w:line="240" w:lineRule="auto"/>
+      </w:pPr>
+      <w:r>
+        <w:t>Mini game menu</w:t>
+      </w:r>
+    </w:p>
+    <w:p>
+      <w:pPr>
+        <w:spacing w:line="240" w:lineRule="auto"/>
+      </w:pPr>
+      <w:r>
+        <w:t>Mini game menu button</w:t>
+      </w:r>
+    </w:p>
     <w:sectPr>
       <w:pgSz w:w="11906" w:h="16838"/>
       <w:pgMar w:top="1440" w:right="1440" w:bottom="1440" w:left="1440" w:header="708" w:footer="708" w:gutter="0"/>
@@ -3181,6 +4214,304 @@
     </w:lvl>
   </w:abstractNum>
   <w:abstractNum w:abstractNumId="1" w15:restartNumberingAfterBreak="0">
+    <w:nsid w:val="1CB44A31"/>
+    <w:multiLevelType w:val="multilevel"/>
+    <w:tmpl w:val="0DDC2284"/>
+    <w:lvl w:ilvl="0">
+      <w:start w:val="1"/>
+      <w:numFmt w:val="bullet"/>
+      <w:lvlText w:val=""/>
+      <w:lvlJc w:val="left"/>
+      <w:pPr>
+        <w:tabs>
+          <w:tab w:val="num" w:pos="720"/>
+        </w:tabs>
+        <w:ind w:left="720" w:hanging="360"/>
+      </w:pPr>
+      <w:rPr>
+        <w:rFonts w:ascii="Symbol" w:hAnsi="Symbol" w:hint="default"/>
+        <w:sz w:val="20"/>
+      </w:rPr>
+    </w:lvl>
+    <w:lvl w:ilvl="1" w:tentative="1">
+      <w:start w:val="1"/>
+      <w:numFmt w:val="bullet"/>
+      <w:lvlText w:val="o"/>
+      <w:lvlJc w:val="left"/>
+      <w:pPr>
+        <w:tabs>
+          <w:tab w:val="num" w:pos="1440"/>
+        </w:tabs>
+        <w:ind w:left="1440" w:hanging="360"/>
+      </w:pPr>
+      <w:rPr>
+        <w:rFonts w:ascii="Courier New" w:hAnsi="Courier New" w:hint="default"/>
+        <w:sz w:val="20"/>
+      </w:rPr>
+    </w:lvl>
+    <w:lvl w:ilvl="2" w:tentative="1">
+      <w:start w:val="1"/>
+      <w:numFmt w:val="bullet"/>
+      <w:lvlText w:val=""/>
+      <w:lvlJc w:val="left"/>
+      <w:pPr>
+        <w:tabs>
+          <w:tab w:val="num" w:pos="2160"/>
+        </w:tabs>
+        <w:ind w:left="2160" w:hanging="360"/>
+      </w:pPr>
+      <w:rPr>
+        <w:rFonts w:ascii="Wingdings" w:hAnsi="Wingdings" w:hint="default"/>
+        <w:sz w:val="20"/>
+      </w:rPr>
+    </w:lvl>
+    <w:lvl w:ilvl="3" w:tentative="1">
+      <w:start w:val="1"/>
+      <w:numFmt w:val="bullet"/>
+      <w:lvlText w:val=""/>
+      <w:lvlJc w:val="left"/>
+      <w:pPr>
+        <w:tabs>
+          <w:tab w:val="num" w:pos="2880"/>
+        </w:tabs>
+        <w:ind w:left="2880" w:hanging="360"/>
+      </w:pPr>
+      <w:rPr>
+        <w:rFonts w:ascii="Wingdings" w:hAnsi="Wingdings" w:hint="default"/>
+        <w:sz w:val="20"/>
+      </w:rPr>
+    </w:lvl>
+    <w:lvl w:ilvl="4" w:tentative="1">
+      <w:start w:val="1"/>
+      <w:numFmt w:val="bullet"/>
+      <w:lvlText w:val=""/>
+      <w:lvlJc w:val="left"/>
+      <w:pPr>
+        <w:tabs>
+          <w:tab w:val="num" w:pos="3600"/>
+        </w:tabs>
+        <w:ind w:left="3600" w:hanging="360"/>
+      </w:pPr>
+      <w:rPr>
+        <w:rFonts w:ascii="Wingdings" w:hAnsi="Wingdings" w:hint="default"/>
+        <w:sz w:val="20"/>
+      </w:rPr>
+    </w:lvl>
+    <w:lvl w:ilvl="5" w:tentative="1">
+      <w:start w:val="1"/>
+      <w:numFmt w:val="bullet"/>
+      <w:lvlText w:val=""/>
+      <w:lvlJc w:val="left"/>
+      <w:pPr>
+        <w:tabs>
+          <w:tab w:val="num" w:pos="4320"/>
+        </w:tabs>
+        <w:ind w:left="4320" w:hanging="360"/>
+      </w:pPr>
+      <w:rPr>
+        <w:rFonts w:ascii="Wingdings" w:hAnsi="Wingdings" w:hint="default"/>
+        <w:sz w:val="20"/>
+      </w:rPr>
+    </w:lvl>
+    <w:lvl w:ilvl="6" w:tentative="1">
+      <w:start w:val="1"/>
+      <w:numFmt w:val="bullet"/>
+      <w:lvlText w:val=""/>
+      <w:lvlJc w:val="left"/>
+      <w:pPr>
+        <w:tabs>
+          <w:tab w:val="num" w:pos="5040"/>
+        </w:tabs>
+        <w:ind w:left="5040" w:hanging="360"/>
+      </w:pPr>
+      <w:rPr>
+        <w:rFonts w:ascii="Wingdings" w:hAnsi="Wingdings" w:hint="default"/>
+        <w:sz w:val="20"/>
+      </w:rPr>
+    </w:lvl>
+    <w:lvl w:ilvl="7" w:tentative="1">
+      <w:start w:val="1"/>
+      <w:numFmt w:val="bullet"/>
+      <w:lvlText w:val=""/>
+      <w:lvlJc w:val="left"/>
+      <w:pPr>
+        <w:tabs>
+          <w:tab w:val="num" w:pos="5760"/>
+        </w:tabs>
+        <w:ind w:left="5760" w:hanging="360"/>
+      </w:pPr>
+      <w:rPr>
+        <w:rFonts w:ascii="Wingdings" w:hAnsi="Wingdings" w:hint="default"/>
+        <w:sz w:val="20"/>
+      </w:rPr>
+    </w:lvl>
+    <w:lvl w:ilvl="8" w:tentative="1">
+      <w:start w:val="1"/>
+      <w:numFmt w:val="bullet"/>
+      <w:lvlText w:val=""/>
+      <w:lvlJc w:val="left"/>
+      <w:pPr>
+        <w:tabs>
+          <w:tab w:val="num" w:pos="6480"/>
+        </w:tabs>
+        <w:ind w:left="6480" w:hanging="360"/>
+      </w:pPr>
+      <w:rPr>
+        <w:rFonts w:ascii="Wingdings" w:hAnsi="Wingdings" w:hint="default"/>
+        <w:sz w:val="20"/>
+      </w:rPr>
+    </w:lvl>
+  </w:abstractNum>
+  <w:abstractNum w:abstractNumId="2" w15:restartNumberingAfterBreak="0">
+    <w:nsid w:val="21451069"/>
+    <w:multiLevelType w:val="multilevel"/>
+    <w:tmpl w:val="61103B78"/>
+    <w:lvl w:ilvl="0">
+      <w:start w:val="1"/>
+      <w:numFmt w:val="bullet"/>
+      <w:lvlText w:val=""/>
+      <w:lvlJc w:val="left"/>
+      <w:pPr>
+        <w:tabs>
+          <w:tab w:val="num" w:pos="720"/>
+        </w:tabs>
+        <w:ind w:left="720" w:hanging="360"/>
+      </w:pPr>
+      <w:rPr>
+        <w:rFonts w:ascii="Symbol" w:hAnsi="Symbol" w:hint="default"/>
+        <w:sz w:val="20"/>
+      </w:rPr>
+    </w:lvl>
+    <w:lvl w:ilvl="1" w:tentative="1">
+      <w:start w:val="1"/>
+      <w:numFmt w:val="bullet"/>
+      <w:lvlText w:val="o"/>
+      <w:lvlJc w:val="left"/>
+      <w:pPr>
+        <w:tabs>
+          <w:tab w:val="num" w:pos="1440"/>
+        </w:tabs>
+        <w:ind w:left="1440" w:hanging="360"/>
+      </w:pPr>
+      <w:rPr>
+        <w:rFonts w:ascii="Courier New" w:hAnsi="Courier New" w:hint="default"/>
+        <w:sz w:val="20"/>
+      </w:rPr>
+    </w:lvl>
+    <w:lvl w:ilvl="2" w:tentative="1">
+      <w:start w:val="1"/>
+      <w:numFmt w:val="bullet"/>
+      <w:lvlText w:val=""/>
+      <w:lvlJc w:val="left"/>
+      <w:pPr>
+        <w:tabs>
+          <w:tab w:val="num" w:pos="2160"/>
+        </w:tabs>
+        <w:ind w:left="2160" w:hanging="360"/>
+      </w:pPr>
+      <w:rPr>
+        <w:rFonts w:ascii="Wingdings" w:hAnsi="Wingdings" w:hint="default"/>
+        <w:sz w:val="20"/>
+      </w:rPr>
+    </w:lvl>
+    <w:lvl w:ilvl="3" w:tentative="1">
+      <w:start w:val="1"/>
+      <w:numFmt w:val="bullet"/>
+      <w:lvlText w:val=""/>
+      <w:lvlJc w:val="left"/>
+      <w:pPr>
+        <w:tabs>
+          <w:tab w:val="num" w:pos="2880"/>
+        </w:tabs>
+        <w:ind w:left="2880" w:hanging="360"/>
+      </w:pPr>
+      <w:rPr>
+        <w:rFonts w:ascii="Wingdings" w:hAnsi="Wingdings" w:hint="default"/>
+        <w:sz w:val="20"/>
+      </w:rPr>
+    </w:lvl>
+    <w:lvl w:ilvl="4" w:tentative="1">
+      <w:start w:val="1"/>
+      <w:numFmt w:val="bullet"/>
+      <w:lvlText w:val=""/>
+      <w:lvlJc w:val="left"/>
+      <w:pPr>
+        <w:tabs>
+          <w:tab w:val="num" w:pos="3600"/>
+        </w:tabs>
+        <w:ind w:left="3600" w:hanging="360"/>
+      </w:pPr>
+      <w:rPr>
+        <w:rFonts w:ascii="Wingdings" w:hAnsi="Wingdings" w:hint="default"/>
+        <w:sz w:val="20"/>
+      </w:rPr>
+    </w:lvl>
+    <w:lvl w:ilvl="5" w:tentative="1">
+      <w:start w:val="1"/>
+      <w:numFmt w:val="bullet"/>
+      <w:lvlText w:val=""/>
+      <w:lvlJc w:val="left"/>
+      <w:pPr>
+        <w:tabs>
+          <w:tab w:val="num" w:pos="4320"/>
+        </w:tabs>
+        <w:ind w:left="4320" w:hanging="360"/>
+      </w:pPr>
+      <w:rPr>
+        <w:rFonts w:ascii="Wingdings" w:hAnsi="Wingdings" w:hint="default"/>
+        <w:sz w:val="20"/>
+      </w:rPr>
+    </w:lvl>
+    <w:lvl w:ilvl="6" w:tentative="1">
+      <w:start w:val="1"/>
+      <w:numFmt w:val="bullet"/>
+      <w:lvlText w:val=""/>
+      <w:lvlJc w:val="left"/>
+      <w:pPr>
+        <w:tabs>
+          <w:tab w:val="num" w:pos="5040"/>
+        </w:tabs>
+        <w:ind w:left="5040" w:hanging="360"/>
+      </w:pPr>
+      <w:rPr>
+        <w:rFonts w:ascii="Wingdings" w:hAnsi="Wingdings" w:hint="default"/>
+        <w:sz w:val="20"/>
+      </w:rPr>
+    </w:lvl>
+    <w:lvl w:ilvl="7" w:tentative="1">
+      <w:start w:val="1"/>
+      <w:numFmt w:val="bullet"/>
+      <w:lvlText w:val=""/>
+      <w:lvlJc w:val="left"/>
+      <w:pPr>
+        <w:tabs>
+          <w:tab w:val="num" w:pos="5760"/>
+        </w:tabs>
+        <w:ind w:left="5760" w:hanging="360"/>
+      </w:pPr>
+      <w:rPr>
+        <w:rFonts w:ascii="Wingdings" w:hAnsi="Wingdings" w:hint="default"/>
+        <w:sz w:val="20"/>
+      </w:rPr>
+    </w:lvl>
+    <w:lvl w:ilvl="8" w:tentative="1">
+      <w:start w:val="1"/>
+      <w:numFmt w:val="bullet"/>
+      <w:lvlText w:val=""/>
+      <w:lvlJc w:val="left"/>
+      <w:pPr>
+        <w:tabs>
+          <w:tab w:val="num" w:pos="6480"/>
+        </w:tabs>
+        <w:ind w:left="6480" w:hanging="360"/>
+      </w:pPr>
+      <w:rPr>
+        <w:rFonts w:ascii="Wingdings" w:hAnsi="Wingdings" w:hint="default"/>
+        <w:sz w:val="20"/>
+      </w:rPr>
+    </w:lvl>
+  </w:abstractNum>
+  <w:abstractNum w:abstractNumId="3" w15:restartNumberingAfterBreak="0">
     <w:nsid w:val="24E92AFB"/>
     <w:multiLevelType w:val="hybridMultilevel"/>
     <w:tmpl w:val="3A1A6CA0"/>
@@ -3269,7 +4600,603 @@
       </w:pPr>
     </w:lvl>
   </w:abstractNum>
-  <w:abstractNum w:abstractNumId="2" w15:restartNumberingAfterBreak="0">
+  <w:abstractNum w:abstractNumId="4" w15:restartNumberingAfterBreak="0">
+    <w:nsid w:val="2E4660E7"/>
+    <w:multiLevelType w:val="multilevel"/>
+    <w:tmpl w:val="B5AC08CE"/>
+    <w:lvl w:ilvl="0">
+      <w:start w:val="1"/>
+      <w:numFmt w:val="bullet"/>
+      <w:lvlText w:val=""/>
+      <w:lvlJc w:val="left"/>
+      <w:pPr>
+        <w:tabs>
+          <w:tab w:val="num" w:pos="720"/>
+        </w:tabs>
+        <w:ind w:left="720" w:hanging="360"/>
+      </w:pPr>
+      <w:rPr>
+        <w:rFonts w:ascii="Symbol" w:hAnsi="Symbol" w:hint="default"/>
+        <w:sz w:val="20"/>
+      </w:rPr>
+    </w:lvl>
+    <w:lvl w:ilvl="1" w:tentative="1">
+      <w:start w:val="1"/>
+      <w:numFmt w:val="bullet"/>
+      <w:lvlText w:val="o"/>
+      <w:lvlJc w:val="left"/>
+      <w:pPr>
+        <w:tabs>
+          <w:tab w:val="num" w:pos="1440"/>
+        </w:tabs>
+        <w:ind w:left="1440" w:hanging="360"/>
+      </w:pPr>
+      <w:rPr>
+        <w:rFonts w:ascii="Courier New" w:hAnsi="Courier New" w:hint="default"/>
+        <w:sz w:val="20"/>
+      </w:rPr>
+    </w:lvl>
+    <w:lvl w:ilvl="2" w:tentative="1">
+      <w:start w:val="1"/>
+      <w:numFmt w:val="bullet"/>
+      <w:lvlText w:val=""/>
+      <w:lvlJc w:val="left"/>
+      <w:pPr>
+        <w:tabs>
+          <w:tab w:val="num" w:pos="2160"/>
+        </w:tabs>
+        <w:ind w:left="2160" w:hanging="360"/>
+      </w:pPr>
+      <w:rPr>
+        <w:rFonts w:ascii="Wingdings" w:hAnsi="Wingdings" w:hint="default"/>
+        <w:sz w:val="20"/>
+      </w:rPr>
+    </w:lvl>
+    <w:lvl w:ilvl="3" w:tentative="1">
+      <w:start w:val="1"/>
+      <w:numFmt w:val="bullet"/>
+      <w:lvlText w:val=""/>
+      <w:lvlJc w:val="left"/>
+      <w:pPr>
+        <w:tabs>
+          <w:tab w:val="num" w:pos="2880"/>
+        </w:tabs>
+        <w:ind w:left="2880" w:hanging="360"/>
+      </w:pPr>
+      <w:rPr>
+        <w:rFonts w:ascii="Wingdings" w:hAnsi="Wingdings" w:hint="default"/>
+        <w:sz w:val="20"/>
+      </w:rPr>
+    </w:lvl>
+    <w:lvl w:ilvl="4" w:tentative="1">
+      <w:start w:val="1"/>
+      <w:numFmt w:val="bullet"/>
+      <w:lvlText w:val=""/>
+      <w:lvlJc w:val="left"/>
+      <w:pPr>
+        <w:tabs>
+          <w:tab w:val="num" w:pos="3600"/>
+        </w:tabs>
+        <w:ind w:left="3600" w:hanging="360"/>
+      </w:pPr>
+      <w:rPr>
+        <w:rFonts w:ascii="Wingdings" w:hAnsi="Wingdings" w:hint="default"/>
+        <w:sz w:val="20"/>
+      </w:rPr>
+    </w:lvl>
+    <w:lvl w:ilvl="5" w:tentative="1">
+      <w:start w:val="1"/>
+      <w:numFmt w:val="bullet"/>
+      <w:lvlText w:val=""/>
+      <w:lvlJc w:val="left"/>
+      <w:pPr>
+        <w:tabs>
+          <w:tab w:val="num" w:pos="4320"/>
+        </w:tabs>
+        <w:ind w:left="4320" w:hanging="360"/>
+      </w:pPr>
+      <w:rPr>
+        <w:rFonts w:ascii="Wingdings" w:hAnsi="Wingdings" w:hint="default"/>
+        <w:sz w:val="20"/>
+      </w:rPr>
+    </w:lvl>
+    <w:lvl w:ilvl="6" w:tentative="1">
+      <w:start w:val="1"/>
+      <w:numFmt w:val="bullet"/>
+      <w:lvlText w:val=""/>
+      <w:lvlJc w:val="left"/>
+      <w:pPr>
+        <w:tabs>
+          <w:tab w:val="num" w:pos="5040"/>
+        </w:tabs>
+        <w:ind w:left="5040" w:hanging="360"/>
+      </w:pPr>
+      <w:rPr>
+        <w:rFonts w:ascii="Wingdings" w:hAnsi="Wingdings" w:hint="default"/>
+        <w:sz w:val="20"/>
+      </w:rPr>
+    </w:lvl>
+    <w:lvl w:ilvl="7" w:tentative="1">
+      <w:start w:val="1"/>
+      <w:numFmt w:val="bullet"/>
+      <w:lvlText w:val=""/>
+      <w:lvlJc w:val="left"/>
+      <w:pPr>
+        <w:tabs>
+          <w:tab w:val="num" w:pos="5760"/>
+        </w:tabs>
+        <w:ind w:left="5760" w:hanging="360"/>
+      </w:pPr>
+      <w:rPr>
+        <w:rFonts w:ascii="Wingdings" w:hAnsi="Wingdings" w:hint="default"/>
+        <w:sz w:val="20"/>
+      </w:rPr>
+    </w:lvl>
+    <w:lvl w:ilvl="8" w:tentative="1">
+      <w:start w:val="1"/>
+      <w:numFmt w:val="bullet"/>
+      <w:lvlText w:val=""/>
+      <w:lvlJc w:val="left"/>
+      <w:pPr>
+        <w:tabs>
+          <w:tab w:val="num" w:pos="6480"/>
+        </w:tabs>
+        <w:ind w:left="6480" w:hanging="360"/>
+      </w:pPr>
+      <w:rPr>
+        <w:rFonts w:ascii="Wingdings" w:hAnsi="Wingdings" w:hint="default"/>
+        <w:sz w:val="20"/>
+      </w:rPr>
+    </w:lvl>
+  </w:abstractNum>
+  <w:abstractNum w:abstractNumId="5" w15:restartNumberingAfterBreak="0">
+    <w:nsid w:val="33724EE5"/>
+    <w:multiLevelType w:val="multilevel"/>
+    <w:tmpl w:val="D09A1D9A"/>
+    <w:lvl w:ilvl="0">
+      <w:start w:val="1"/>
+      <w:numFmt w:val="bullet"/>
+      <w:lvlText w:val=""/>
+      <w:lvlJc w:val="left"/>
+      <w:pPr>
+        <w:tabs>
+          <w:tab w:val="num" w:pos="720"/>
+        </w:tabs>
+        <w:ind w:left="720" w:hanging="360"/>
+      </w:pPr>
+      <w:rPr>
+        <w:rFonts w:ascii="Symbol" w:hAnsi="Symbol" w:hint="default"/>
+        <w:sz w:val="20"/>
+      </w:rPr>
+    </w:lvl>
+    <w:lvl w:ilvl="1" w:tentative="1">
+      <w:start w:val="1"/>
+      <w:numFmt w:val="bullet"/>
+      <w:lvlText w:val="o"/>
+      <w:lvlJc w:val="left"/>
+      <w:pPr>
+        <w:tabs>
+          <w:tab w:val="num" w:pos="1440"/>
+        </w:tabs>
+        <w:ind w:left="1440" w:hanging="360"/>
+      </w:pPr>
+      <w:rPr>
+        <w:rFonts w:ascii="Courier New" w:hAnsi="Courier New" w:hint="default"/>
+        <w:sz w:val="20"/>
+      </w:rPr>
+    </w:lvl>
+    <w:lvl w:ilvl="2" w:tentative="1">
+      <w:start w:val="1"/>
+      <w:numFmt w:val="bullet"/>
+      <w:lvlText w:val=""/>
+      <w:lvlJc w:val="left"/>
+      <w:pPr>
+        <w:tabs>
+          <w:tab w:val="num" w:pos="2160"/>
+        </w:tabs>
+        <w:ind w:left="2160" w:hanging="360"/>
+      </w:pPr>
+      <w:rPr>
+        <w:rFonts w:ascii="Wingdings" w:hAnsi="Wingdings" w:hint="default"/>
+        <w:sz w:val="20"/>
+      </w:rPr>
+    </w:lvl>
+    <w:lvl w:ilvl="3" w:tentative="1">
+      <w:start w:val="1"/>
+      <w:numFmt w:val="bullet"/>
+      <w:lvlText w:val=""/>
+      <w:lvlJc w:val="left"/>
+      <w:pPr>
+        <w:tabs>
+          <w:tab w:val="num" w:pos="2880"/>
+        </w:tabs>
+        <w:ind w:left="2880" w:hanging="360"/>
+      </w:pPr>
+      <w:rPr>
+        <w:rFonts w:ascii="Wingdings" w:hAnsi="Wingdings" w:hint="default"/>
+        <w:sz w:val="20"/>
+      </w:rPr>
+    </w:lvl>
+    <w:lvl w:ilvl="4" w:tentative="1">
+      <w:start w:val="1"/>
+      <w:numFmt w:val="bullet"/>
+      <w:lvlText w:val=""/>
+      <w:lvlJc w:val="left"/>
+      <w:pPr>
+        <w:tabs>
+          <w:tab w:val="num" w:pos="3600"/>
+        </w:tabs>
+        <w:ind w:left="3600" w:hanging="360"/>
+      </w:pPr>
+      <w:rPr>
+        <w:rFonts w:ascii="Wingdings" w:hAnsi="Wingdings" w:hint="default"/>
+        <w:sz w:val="20"/>
+      </w:rPr>
+    </w:lvl>
+    <w:lvl w:ilvl="5" w:tentative="1">
+      <w:start w:val="1"/>
+      <w:numFmt w:val="bullet"/>
+      <w:lvlText w:val=""/>
+      <w:lvlJc w:val="left"/>
+      <w:pPr>
+        <w:tabs>
+          <w:tab w:val="num" w:pos="4320"/>
+        </w:tabs>
+        <w:ind w:left="4320" w:hanging="360"/>
+      </w:pPr>
+      <w:rPr>
+        <w:rFonts w:ascii="Wingdings" w:hAnsi="Wingdings" w:hint="default"/>
+        <w:sz w:val="20"/>
+      </w:rPr>
+    </w:lvl>
+    <w:lvl w:ilvl="6" w:tentative="1">
+      <w:start w:val="1"/>
+      <w:numFmt w:val="bullet"/>
+      <w:lvlText w:val=""/>
+      <w:lvlJc w:val="left"/>
+      <w:pPr>
+        <w:tabs>
+          <w:tab w:val="num" w:pos="5040"/>
+        </w:tabs>
+        <w:ind w:left="5040" w:hanging="360"/>
+      </w:pPr>
+      <w:rPr>
+        <w:rFonts w:ascii="Wingdings" w:hAnsi="Wingdings" w:hint="default"/>
+        <w:sz w:val="20"/>
+      </w:rPr>
+    </w:lvl>
+    <w:lvl w:ilvl="7" w:tentative="1">
+      <w:start w:val="1"/>
+      <w:numFmt w:val="bullet"/>
+      <w:lvlText w:val=""/>
+      <w:lvlJc w:val="left"/>
+      <w:pPr>
+        <w:tabs>
+          <w:tab w:val="num" w:pos="5760"/>
+        </w:tabs>
+        <w:ind w:left="5760" w:hanging="360"/>
+      </w:pPr>
+      <w:rPr>
+        <w:rFonts w:ascii="Wingdings" w:hAnsi="Wingdings" w:hint="default"/>
+        <w:sz w:val="20"/>
+      </w:rPr>
+    </w:lvl>
+    <w:lvl w:ilvl="8" w:tentative="1">
+      <w:start w:val="1"/>
+      <w:numFmt w:val="bullet"/>
+      <w:lvlText w:val=""/>
+      <w:lvlJc w:val="left"/>
+      <w:pPr>
+        <w:tabs>
+          <w:tab w:val="num" w:pos="6480"/>
+        </w:tabs>
+        <w:ind w:left="6480" w:hanging="360"/>
+      </w:pPr>
+      <w:rPr>
+        <w:rFonts w:ascii="Wingdings" w:hAnsi="Wingdings" w:hint="default"/>
+        <w:sz w:val="20"/>
+      </w:rPr>
+    </w:lvl>
+  </w:abstractNum>
+  <w:abstractNum w:abstractNumId="6" w15:restartNumberingAfterBreak="0">
+    <w:nsid w:val="33EE7372"/>
+    <w:multiLevelType w:val="multilevel"/>
+    <w:tmpl w:val="6B0AFA6C"/>
+    <w:lvl w:ilvl="0">
+      <w:start w:val="1"/>
+      <w:numFmt w:val="bullet"/>
+      <w:lvlText w:val=""/>
+      <w:lvlJc w:val="left"/>
+      <w:pPr>
+        <w:tabs>
+          <w:tab w:val="num" w:pos="720"/>
+        </w:tabs>
+        <w:ind w:left="720" w:hanging="360"/>
+      </w:pPr>
+      <w:rPr>
+        <w:rFonts w:ascii="Symbol" w:hAnsi="Symbol" w:hint="default"/>
+        <w:sz w:val="20"/>
+      </w:rPr>
+    </w:lvl>
+    <w:lvl w:ilvl="1" w:tentative="1">
+      <w:start w:val="1"/>
+      <w:numFmt w:val="bullet"/>
+      <w:lvlText w:val="o"/>
+      <w:lvlJc w:val="left"/>
+      <w:pPr>
+        <w:tabs>
+          <w:tab w:val="num" w:pos="1440"/>
+        </w:tabs>
+        <w:ind w:left="1440" w:hanging="360"/>
+      </w:pPr>
+      <w:rPr>
+        <w:rFonts w:ascii="Courier New" w:hAnsi="Courier New" w:hint="default"/>
+        <w:sz w:val="20"/>
+      </w:rPr>
+    </w:lvl>
+    <w:lvl w:ilvl="2" w:tentative="1">
+      <w:start w:val="1"/>
+      <w:numFmt w:val="bullet"/>
+      <w:lvlText w:val=""/>
+      <w:lvlJc w:val="left"/>
+      <w:pPr>
+        <w:tabs>
+          <w:tab w:val="num" w:pos="2160"/>
+        </w:tabs>
+        <w:ind w:left="2160" w:hanging="360"/>
+      </w:pPr>
+      <w:rPr>
+        <w:rFonts w:ascii="Wingdings" w:hAnsi="Wingdings" w:hint="default"/>
+        <w:sz w:val="20"/>
+      </w:rPr>
+    </w:lvl>
+    <w:lvl w:ilvl="3" w:tentative="1">
+      <w:start w:val="1"/>
+      <w:numFmt w:val="bullet"/>
+      <w:lvlText w:val=""/>
+      <w:lvlJc w:val="left"/>
+      <w:pPr>
+        <w:tabs>
+          <w:tab w:val="num" w:pos="2880"/>
+        </w:tabs>
+        <w:ind w:left="2880" w:hanging="360"/>
+      </w:pPr>
+      <w:rPr>
+        <w:rFonts w:ascii="Wingdings" w:hAnsi="Wingdings" w:hint="default"/>
+        <w:sz w:val="20"/>
+      </w:rPr>
+    </w:lvl>
+    <w:lvl w:ilvl="4" w:tentative="1">
+      <w:start w:val="1"/>
+      <w:numFmt w:val="bullet"/>
+      <w:lvlText w:val=""/>
+      <w:lvlJc w:val="left"/>
+      <w:pPr>
+        <w:tabs>
+          <w:tab w:val="num" w:pos="3600"/>
+        </w:tabs>
+        <w:ind w:left="3600" w:hanging="360"/>
+      </w:pPr>
+      <w:rPr>
+        <w:rFonts w:ascii="Wingdings" w:hAnsi="Wingdings" w:hint="default"/>
+        <w:sz w:val="20"/>
+      </w:rPr>
+    </w:lvl>
+    <w:lvl w:ilvl="5" w:tentative="1">
+      <w:start w:val="1"/>
+      <w:numFmt w:val="bullet"/>
+      <w:lvlText w:val=""/>
+      <w:lvlJc w:val="left"/>
+      <w:pPr>
+        <w:tabs>
+          <w:tab w:val="num" w:pos="4320"/>
+        </w:tabs>
+        <w:ind w:left="4320" w:hanging="360"/>
+      </w:pPr>
+      <w:rPr>
+        <w:rFonts w:ascii="Wingdings" w:hAnsi="Wingdings" w:hint="default"/>
+        <w:sz w:val="20"/>
+      </w:rPr>
+    </w:lvl>
+    <w:lvl w:ilvl="6" w:tentative="1">
+      <w:start w:val="1"/>
+      <w:numFmt w:val="bullet"/>
+      <w:lvlText w:val=""/>
+      <w:lvlJc w:val="left"/>
+      <w:pPr>
+        <w:tabs>
+          <w:tab w:val="num" w:pos="5040"/>
+        </w:tabs>
+        <w:ind w:left="5040" w:hanging="360"/>
+      </w:pPr>
+      <w:rPr>
+        <w:rFonts w:ascii="Wingdings" w:hAnsi="Wingdings" w:hint="default"/>
+        <w:sz w:val="20"/>
+      </w:rPr>
+    </w:lvl>
+    <w:lvl w:ilvl="7" w:tentative="1">
+      <w:start w:val="1"/>
+      <w:numFmt w:val="bullet"/>
+      <w:lvlText w:val=""/>
+      <w:lvlJc w:val="left"/>
+      <w:pPr>
+        <w:tabs>
+          <w:tab w:val="num" w:pos="5760"/>
+        </w:tabs>
+        <w:ind w:left="5760" w:hanging="360"/>
+      </w:pPr>
+      <w:rPr>
+        <w:rFonts w:ascii="Wingdings" w:hAnsi="Wingdings" w:hint="default"/>
+        <w:sz w:val="20"/>
+      </w:rPr>
+    </w:lvl>
+    <w:lvl w:ilvl="8" w:tentative="1">
+      <w:start w:val="1"/>
+      <w:numFmt w:val="bullet"/>
+      <w:lvlText w:val=""/>
+      <w:lvlJc w:val="left"/>
+      <w:pPr>
+        <w:tabs>
+          <w:tab w:val="num" w:pos="6480"/>
+        </w:tabs>
+        <w:ind w:left="6480" w:hanging="360"/>
+      </w:pPr>
+      <w:rPr>
+        <w:rFonts w:ascii="Wingdings" w:hAnsi="Wingdings" w:hint="default"/>
+        <w:sz w:val="20"/>
+      </w:rPr>
+    </w:lvl>
+  </w:abstractNum>
+  <w:abstractNum w:abstractNumId="7" w15:restartNumberingAfterBreak="0">
+    <w:nsid w:val="34781C94"/>
+    <w:multiLevelType w:val="multilevel"/>
+    <w:tmpl w:val="3BC41ADA"/>
+    <w:lvl w:ilvl="0">
+      <w:start w:val="1"/>
+      <w:numFmt w:val="bullet"/>
+      <w:lvlText w:val=""/>
+      <w:lvlJc w:val="left"/>
+      <w:pPr>
+        <w:tabs>
+          <w:tab w:val="num" w:pos="720"/>
+        </w:tabs>
+        <w:ind w:left="720" w:hanging="360"/>
+      </w:pPr>
+      <w:rPr>
+        <w:rFonts w:ascii="Symbol" w:hAnsi="Symbol" w:hint="default"/>
+        <w:sz w:val="20"/>
+      </w:rPr>
+    </w:lvl>
+    <w:lvl w:ilvl="1" w:tentative="1">
+      <w:start w:val="1"/>
+      <w:numFmt w:val="bullet"/>
+      <w:lvlText w:val="o"/>
+      <w:lvlJc w:val="left"/>
+      <w:pPr>
+        <w:tabs>
+          <w:tab w:val="num" w:pos="1440"/>
+        </w:tabs>
+        <w:ind w:left="1440" w:hanging="360"/>
+      </w:pPr>
+      <w:rPr>
+        <w:rFonts w:ascii="Courier New" w:hAnsi="Courier New" w:hint="default"/>
+        <w:sz w:val="20"/>
+      </w:rPr>
+    </w:lvl>
+    <w:lvl w:ilvl="2" w:tentative="1">
+      <w:start w:val="1"/>
+      <w:numFmt w:val="bullet"/>
+      <w:lvlText w:val=""/>
+      <w:lvlJc w:val="left"/>
+      <w:pPr>
+        <w:tabs>
+          <w:tab w:val="num" w:pos="2160"/>
+        </w:tabs>
+        <w:ind w:left="2160" w:hanging="360"/>
+      </w:pPr>
+      <w:rPr>
+        <w:rFonts w:ascii="Wingdings" w:hAnsi="Wingdings" w:hint="default"/>
+        <w:sz w:val="20"/>
+      </w:rPr>
+    </w:lvl>
+    <w:lvl w:ilvl="3" w:tentative="1">
+      <w:start w:val="1"/>
+      <w:numFmt w:val="bullet"/>
+      <w:lvlText w:val=""/>
+      <w:lvlJc w:val="left"/>
+      <w:pPr>
+        <w:tabs>
+          <w:tab w:val="num" w:pos="2880"/>
+        </w:tabs>
+        <w:ind w:left="2880" w:hanging="360"/>
+      </w:pPr>
+      <w:rPr>
+        <w:rFonts w:ascii="Wingdings" w:hAnsi="Wingdings" w:hint="default"/>
+        <w:sz w:val="20"/>
+      </w:rPr>
+    </w:lvl>
+    <w:lvl w:ilvl="4" w:tentative="1">
+      <w:start w:val="1"/>
+      <w:numFmt w:val="bullet"/>
+      <w:lvlText w:val=""/>
+      <w:lvlJc w:val="left"/>
+      <w:pPr>
+        <w:tabs>
+          <w:tab w:val="num" w:pos="3600"/>
+        </w:tabs>
+        <w:ind w:left="3600" w:hanging="360"/>
+      </w:pPr>
+      <w:rPr>
+        <w:rFonts w:ascii="Wingdings" w:hAnsi="Wingdings" w:hint="default"/>
+        <w:sz w:val="20"/>
+      </w:rPr>
+    </w:lvl>
+    <w:lvl w:ilvl="5" w:tentative="1">
+      <w:start w:val="1"/>
+      <w:numFmt w:val="bullet"/>
+      <w:lvlText w:val=""/>
+      <w:lvlJc w:val="left"/>
+      <w:pPr>
+        <w:tabs>
+          <w:tab w:val="num" w:pos="4320"/>
+        </w:tabs>
+        <w:ind w:left="4320" w:hanging="360"/>
+      </w:pPr>
+      <w:rPr>
+        <w:rFonts w:ascii="Wingdings" w:hAnsi="Wingdings" w:hint="default"/>
+        <w:sz w:val="20"/>
+      </w:rPr>
+    </w:lvl>
+    <w:lvl w:ilvl="6" w:tentative="1">
+      <w:start w:val="1"/>
+      <w:numFmt w:val="bullet"/>
+      <w:lvlText w:val=""/>
+      <w:lvlJc w:val="left"/>
+      <w:pPr>
+        <w:tabs>
+          <w:tab w:val="num" w:pos="5040"/>
+        </w:tabs>
+        <w:ind w:left="5040" w:hanging="360"/>
+      </w:pPr>
+      <w:rPr>
+        <w:rFonts w:ascii="Wingdings" w:hAnsi="Wingdings" w:hint="default"/>
+        <w:sz w:val="20"/>
+      </w:rPr>
+    </w:lvl>
+    <w:lvl w:ilvl="7" w:tentative="1">
+      <w:start w:val="1"/>
+      <w:numFmt w:val="bullet"/>
+      <w:lvlText w:val=""/>
+      <w:lvlJc w:val="left"/>
+      <w:pPr>
+        <w:tabs>
+          <w:tab w:val="num" w:pos="5760"/>
+        </w:tabs>
+        <w:ind w:left="5760" w:hanging="360"/>
+      </w:pPr>
+      <w:rPr>
+        <w:rFonts w:ascii="Wingdings" w:hAnsi="Wingdings" w:hint="default"/>
+        <w:sz w:val="20"/>
+      </w:rPr>
+    </w:lvl>
+    <w:lvl w:ilvl="8" w:tentative="1">
+      <w:start w:val="1"/>
+      <w:numFmt w:val="bullet"/>
+      <w:lvlText w:val=""/>
+      <w:lvlJc w:val="left"/>
+      <w:pPr>
+        <w:tabs>
+          <w:tab w:val="num" w:pos="6480"/>
+        </w:tabs>
+        <w:ind w:left="6480" w:hanging="360"/>
+      </w:pPr>
+      <w:rPr>
+        <w:rFonts w:ascii="Wingdings" w:hAnsi="Wingdings" w:hint="default"/>
+        <w:sz w:val="20"/>
+      </w:rPr>
+    </w:lvl>
+  </w:abstractNum>
+  <w:abstractNum w:abstractNumId="8" w15:restartNumberingAfterBreak="0">
     <w:nsid w:val="42A1506C"/>
     <w:multiLevelType w:val="multilevel"/>
     <w:tmpl w:val="51349736"/>
@@ -3390,7 +5317,603 @@
       </w:rPr>
     </w:lvl>
   </w:abstractNum>
-  <w:abstractNum w:abstractNumId="3" w15:restartNumberingAfterBreak="0">
+  <w:abstractNum w:abstractNumId="9" w15:restartNumberingAfterBreak="0">
+    <w:nsid w:val="48117105"/>
+    <w:multiLevelType w:val="multilevel"/>
+    <w:tmpl w:val="39A86FF0"/>
+    <w:lvl w:ilvl="0">
+      <w:start w:val="1"/>
+      <w:numFmt w:val="bullet"/>
+      <w:lvlText w:val=""/>
+      <w:lvlJc w:val="left"/>
+      <w:pPr>
+        <w:tabs>
+          <w:tab w:val="num" w:pos="720"/>
+        </w:tabs>
+        <w:ind w:left="720" w:hanging="360"/>
+      </w:pPr>
+      <w:rPr>
+        <w:rFonts w:ascii="Symbol" w:hAnsi="Symbol" w:hint="default"/>
+        <w:sz w:val="20"/>
+      </w:rPr>
+    </w:lvl>
+    <w:lvl w:ilvl="1" w:tentative="1">
+      <w:start w:val="1"/>
+      <w:numFmt w:val="bullet"/>
+      <w:lvlText w:val="o"/>
+      <w:lvlJc w:val="left"/>
+      <w:pPr>
+        <w:tabs>
+          <w:tab w:val="num" w:pos="1440"/>
+        </w:tabs>
+        <w:ind w:left="1440" w:hanging="360"/>
+      </w:pPr>
+      <w:rPr>
+        <w:rFonts w:ascii="Courier New" w:hAnsi="Courier New" w:hint="default"/>
+        <w:sz w:val="20"/>
+      </w:rPr>
+    </w:lvl>
+    <w:lvl w:ilvl="2" w:tentative="1">
+      <w:start w:val="1"/>
+      <w:numFmt w:val="bullet"/>
+      <w:lvlText w:val=""/>
+      <w:lvlJc w:val="left"/>
+      <w:pPr>
+        <w:tabs>
+          <w:tab w:val="num" w:pos="2160"/>
+        </w:tabs>
+        <w:ind w:left="2160" w:hanging="360"/>
+      </w:pPr>
+      <w:rPr>
+        <w:rFonts w:ascii="Wingdings" w:hAnsi="Wingdings" w:hint="default"/>
+        <w:sz w:val="20"/>
+      </w:rPr>
+    </w:lvl>
+    <w:lvl w:ilvl="3" w:tentative="1">
+      <w:start w:val="1"/>
+      <w:numFmt w:val="bullet"/>
+      <w:lvlText w:val=""/>
+      <w:lvlJc w:val="left"/>
+      <w:pPr>
+        <w:tabs>
+          <w:tab w:val="num" w:pos="2880"/>
+        </w:tabs>
+        <w:ind w:left="2880" w:hanging="360"/>
+      </w:pPr>
+      <w:rPr>
+        <w:rFonts w:ascii="Wingdings" w:hAnsi="Wingdings" w:hint="default"/>
+        <w:sz w:val="20"/>
+      </w:rPr>
+    </w:lvl>
+    <w:lvl w:ilvl="4" w:tentative="1">
+      <w:start w:val="1"/>
+      <w:numFmt w:val="bullet"/>
+      <w:lvlText w:val=""/>
+      <w:lvlJc w:val="left"/>
+      <w:pPr>
+        <w:tabs>
+          <w:tab w:val="num" w:pos="3600"/>
+        </w:tabs>
+        <w:ind w:left="3600" w:hanging="360"/>
+      </w:pPr>
+      <w:rPr>
+        <w:rFonts w:ascii="Wingdings" w:hAnsi="Wingdings" w:hint="default"/>
+        <w:sz w:val="20"/>
+      </w:rPr>
+    </w:lvl>
+    <w:lvl w:ilvl="5" w:tentative="1">
+      <w:start w:val="1"/>
+      <w:numFmt w:val="bullet"/>
+      <w:lvlText w:val=""/>
+      <w:lvlJc w:val="left"/>
+      <w:pPr>
+        <w:tabs>
+          <w:tab w:val="num" w:pos="4320"/>
+        </w:tabs>
+        <w:ind w:left="4320" w:hanging="360"/>
+      </w:pPr>
+      <w:rPr>
+        <w:rFonts w:ascii="Wingdings" w:hAnsi="Wingdings" w:hint="default"/>
+        <w:sz w:val="20"/>
+      </w:rPr>
+    </w:lvl>
+    <w:lvl w:ilvl="6" w:tentative="1">
+      <w:start w:val="1"/>
+      <w:numFmt w:val="bullet"/>
+      <w:lvlText w:val=""/>
+      <w:lvlJc w:val="left"/>
+      <w:pPr>
+        <w:tabs>
+          <w:tab w:val="num" w:pos="5040"/>
+        </w:tabs>
+        <w:ind w:left="5040" w:hanging="360"/>
+      </w:pPr>
+      <w:rPr>
+        <w:rFonts w:ascii="Wingdings" w:hAnsi="Wingdings" w:hint="default"/>
+        <w:sz w:val="20"/>
+      </w:rPr>
+    </w:lvl>
+    <w:lvl w:ilvl="7" w:tentative="1">
+      <w:start w:val="1"/>
+      <w:numFmt w:val="bullet"/>
+      <w:lvlText w:val=""/>
+      <w:lvlJc w:val="left"/>
+      <w:pPr>
+        <w:tabs>
+          <w:tab w:val="num" w:pos="5760"/>
+        </w:tabs>
+        <w:ind w:left="5760" w:hanging="360"/>
+      </w:pPr>
+      <w:rPr>
+        <w:rFonts w:ascii="Wingdings" w:hAnsi="Wingdings" w:hint="default"/>
+        <w:sz w:val="20"/>
+      </w:rPr>
+    </w:lvl>
+    <w:lvl w:ilvl="8" w:tentative="1">
+      <w:start w:val="1"/>
+      <w:numFmt w:val="bullet"/>
+      <w:lvlText w:val=""/>
+      <w:lvlJc w:val="left"/>
+      <w:pPr>
+        <w:tabs>
+          <w:tab w:val="num" w:pos="6480"/>
+        </w:tabs>
+        <w:ind w:left="6480" w:hanging="360"/>
+      </w:pPr>
+      <w:rPr>
+        <w:rFonts w:ascii="Wingdings" w:hAnsi="Wingdings" w:hint="default"/>
+        <w:sz w:val="20"/>
+      </w:rPr>
+    </w:lvl>
+  </w:abstractNum>
+  <w:abstractNum w:abstractNumId="10" w15:restartNumberingAfterBreak="0">
+    <w:nsid w:val="4B7E781D"/>
+    <w:multiLevelType w:val="multilevel"/>
+    <w:tmpl w:val="9598752C"/>
+    <w:lvl w:ilvl="0">
+      <w:start w:val="1"/>
+      <w:numFmt w:val="bullet"/>
+      <w:lvlText w:val=""/>
+      <w:lvlJc w:val="left"/>
+      <w:pPr>
+        <w:tabs>
+          <w:tab w:val="num" w:pos="720"/>
+        </w:tabs>
+        <w:ind w:left="720" w:hanging="360"/>
+      </w:pPr>
+      <w:rPr>
+        <w:rFonts w:ascii="Symbol" w:hAnsi="Symbol" w:hint="default"/>
+        <w:sz w:val="20"/>
+      </w:rPr>
+    </w:lvl>
+    <w:lvl w:ilvl="1" w:tentative="1">
+      <w:start w:val="1"/>
+      <w:numFmt w:val="bullet"/>
+      <w:lvlText w:val="o"/>
+      <w:lvlJc w:val="left"/>
+      <w:pPr>
+        <w:tabs>
+          <w:tab w:val="num" w:pos="1440"/>
+        </w:tabs>
+        <w:ind w:left="1440" w:hanging="360"/>
+      </w:pPr>
+      <w:rPr>
+        <w:rFonts w:ascii="Courier New" w:hAnsi="Courier New" w:hint="default"/>
+        <w:sz w:val="20"/>
+      </w:rPr>
+    </w:lvl>
+    <w:lvl w:ilvl="2" w:tentative="1">
+      <w:start w:val="1"/>
+      <w:numFmt w:val="bullet"/>
+      <w:lvlText w:val=""/>
+      <w:lvlJc w:val="left"/>
+      <w:pPr>
+        <w:tabs>
+          <w:tab w:val="num" w:pos="2160"/>
+        </w:tabs>
+        <w:ind w:left="2160" w:hanging="360"/>
+      </w:pPr>
+      <w:rPr>
+        <w:rFonts w:ascii="Wingdings" w:hAnsi="Wingdings" w:hint="default"/>
+        <w:sz w:val="20"/>
+      </w:rPr>
+    </w:lvl>
+    <w:lvl w:ilvl="3" w:tentative="1">
+      <w:start w:val="1"/>
+      <w:numFmt w:val="bullet"/>
+      <w:lvlText w:val=""/>
+      <w:lvlJc w:val="left"/>
+      <w:pPr>
+        <w:tabs>
+          <w:tab w:val="num" w:pos="2880"/>
+        </w:tabs>
+        <w:ind w:left="2880" w:hanging="360"/>
+      </w:pPr>
+      <w:rPr>
+        <w:rFonts w:ascii="Wingdings" w:hAnsi="Wingdings" w:hint="default"/>
+        <w:sz w:val="20"/>
+      </w:rPr>
+    </w:lvl>
+    <w:lvl w:ilvl="4" w:tentative="1">
+      <w:start w:val="1"/>
+      <w:numFmt w:val="bullet"/>
+      <w:lvlText w:val=""/>
+      <w:lvlJc w:val="left"/>
+      <w:pPr>
+        <w:tabs>
+          <w:tab w:val="num" w:pos="3600"/>
+        </w:tabs>
+        <w:ind w:left="3600" w:hanging="360"/>
+      </w:pPr>
+      <w:rPr>
+        <w:rFonts w:ascii="Wingdings" w:hAnsi="Wingdings" w:hint="default"/>
+        <w:sz w:val="20"/>
+      </w:rPr>
+    </w:lvl>
+    <w:lvl w:ilvl="5" w:tentative="1">
+      <w:start w:val="1"/>
+      <w:numFmt w:val="bullet"/>
+      <w:lvlText w:val=""/>
+      <w:lvlJc w:val="left"/>
+      <w:pPr>
+        <w:tabs>
+          <w:tab w:val="num" w:pos="4320"/>
+        </w:tabs>
+        <w:ind w:left="4320" w:hanging="360"/>
+      </w:pPr>
+      <w:rPr>
+        <w:rFonts w:ascii="Wingdings" w:hAnsi="Wingdings" w:hint="default"/>
+        <w:sz w:val="20"/>
+      </w:rPr>
+    </w:lvl>
+    <w:lvl w:ilvl="6" w:tentative="1">
+      <w:start w:val="1"/>
+      <w:numFmt w:val="bullet"/>
+      <w:lvlText w:val=""/>
+      <w:lvlJc w:val="left"/>
+      <w:pPr>
+        <w:tabs>
+          <w:tab w:val="num" w:pos="5040"/>
+        </w:tabs>
+        <w:ind w:left="5040" w:hanging="360"/>
+      </w:pPr>
+      <w:rPr>
+        <w:rFonts w:ascii="Wingdings" w:hAnsi="Wingdings" w:hint="default"/>
+        <w:sz w:val="20"/>
+      </w:rPr>
+    </w:lvl>
+    <w:lvl w:ilvl="7" w:tentative="1">
+      <w:start w:val="1"/>
+      <w:numFmt w:val="bullet"/>
+      <w:lvlText w:val=""/>
+      <w:lvlJc w:val="left"/>
+      <w:pPr>
+        <w:tabs>
+          <w:tab w:val="num" w:pos="5760"/>
+        </w:tabs>
+        <w:ind w:left="5760" w:hanging="360"/>
+      </w:pPr>
+      <w:rPr>
+        <w:rFonts w:ascii="Wingdings" w:hAnsi="Wingdings" w:hint="default"/>
+        <w:sz w:val="20"/>
+      </w:rPr>
+    </w:lvl>
+    <w:lvl w:ilvl="8" w:tentative="1">
+      <w:start w:val="1"/>
+      <w:numFmt w:val="bullet"/>
+      <w:lvlText w:val=""/>
+      <w:lvlJc w:val="left"/>
+      <w:pPr>
+        <w:tabs>
+          <w:tab w:val="num" w:pos="6480"/>
+        </w:tabs>
+        <w:ind w:left="6480" w:hanging="360"/>
+      </w:pPr>
+      <w:rPr>
+        <w:rFonts w:ascii="Wingdings" w:hAnsi="Wingdings" w:hint="default"/>
+        <w:sz w:val="20"/>
+      </w:rPr>
+    </w:lvl>
+  </w:abstractNum>
+  <w:abstractNum w:abstractNumId="11" w15:restartNumberingAfterBreak="0">
+    <w:nsid w:val="533857FF"/>
+    <w:multiLevelType w:val="multilevel"/>
+    <w:tmpl w:val="4DB0A6A6"/>
+    <w:lvl w:ilvl="0">
+      <w:start w:val="1"/>
+      <w:numFmt w:val="bullet"/>
+      <w:lvlText w:val=""/>
+      <w:lvlJc w:val="left"/>
+      <w:pPr>
+        <w:tabs>
+          <w:tab w:val="num" w:pos="720"/>
+        </w:tabs>
+        <w:ind w:left="720" w:hanging="360"/>
+      </w:pPr>
+      <w:rPr>
+        <w:rFonts w:ascii="Symbol" w:hAnsi="Symbol" w:hint="default"/>
+        <w:sz w:val="20"/>
+      </w:rPr>
+    </w:lvl>
+    <w:lvl w:ilvl="1" w:tentative="1">
+      <w:start w:val="1"/>
+      <w:numFmt w:val="bullet"/>
+      <w:lvlText w:val="o"/>
+      <w:lvlJc w:val="left"/>
+      <w:pPr>
+        <w:tabs>
+          <w:tab w:val="num" w:pos="1440"/>
+        </w:tabs>
+        <w:ind w:left="1440" w:hanging="360"/>
+      </w:pPr>
+      <w:rPr>
+        <w:rFonts w:ascii="Courier New" w:hAnsi="Courier New" w:hint="default"/>
+        <w:sz w:val="20"/>
+      </w:rPr>
+    </w:lvl>
+    <w:lvl w:ilvl="2" w:tentative="1">
+      <w:start w:val="1"/>
+      <w:numFmt w:val="bullet"/>
+      <w:lvlText w:val=""/>
+      <w:lvlJc w:val="left"/>
+      <w:pPr>
+        <w:tabs>
+          <w:tab w:val="num" w:pos="2160"/>
+        </w:tabs>
+        <w:ind w:left="2160" w:hanging="360"/>
+      </w:pPr>
+      <w:rPr>
+        <w:rFonts w:ascii="Wingdings" w:hAnsi="Wingdings" w:hint="default"/>
+        <w:sz w:val="20"/>
+      </w:rPr>
+    </w:lvl>
+    <w:lvl w:ilvl="3" w:tentative="1">
+      <w:start w:val="1"/>
+      <w:numFmt w:val="bullet"/>
+      <w:lvlText w:val=""/>
+      <w:lvlJc w:val="left"/>
+      <w:pPr>
+        <w:tabs>
+          <w:tab w:val="num" w:pos="2880"/>
+        </w:tabs>
+        <w:ind w:left="2880" w:hanging="360"/>
+      </w:pPr>
+      <w:rPr>
+        <w:rFonts w:ascii="Wingdings" w:hAnsi="Wingdings" w:hint="default"/>
+        <w:sz w:val="20"/>
+      </w:rPr>
+    </w:lvl>
+    <w:lvl w:ilvl="4" w:tentative="1">
+      <w:start w:val="1"/>
+      <w:numFmt w:val="bullet"/>
+      <w:lvlText w:val=""/>
+      <w:lvlJc w:val="left"/>
+      <w:pPr>
+        <w:tabs>
+          <w:tab w:val="num" w:pos="3600"/>
+        </w:tabs>
+        <w:ind w:left="3600" w:hanging="360"/>
+      </w:pPr>
+      <w:rPr>
+        <w:rFonts w:ascii="Wingdings" w:hAnsi="Wingdings" w:hint="default"/>
+        <w:sz w:val="20"/>
+      </w:rPr>
+    </w:lvl>
+    <w:lvl w:ilvl="5" w:tentative="1">
+      <w:start w:val="1"/>
+      <w:numFmt w:val="bullet"/>
+      <w:lvlText w:val=""/>
+      <w:lvlJc w:val="left"/>
+      <w:pPr>
+        <w:tabs>
+          <w:tab w:val="num" w:pos="4320"/>
+        </w:tabs>
+        <w:ind w:left="4320" w:hanging="360"/>
+      </w:pPr>
+      <w:rPr>
+        <w:rFonts w:ascii="Wingdings" w:hAnsi="Wingdings" w:hint="default"/>
+        <w:sz w:val="20"/>
+      </w:rPr>
+    </w:lvl>
+    <w:lvl w:ilvl="6" w:tentative="1">
+      <w:start w:val="1"/>
+      <w:numFmt w:val="bullet"/>
+      <w:lvlText w:val=""/>
+      <w:lvlJc w:val="left"/>
+      <w:pPr>
+        <w:tabs>
+          <w:tab w:val="num" w:pos="5040"/>
+        </w:tabs>
+        <w:ind w:left="5040" w:hanging="360"/>
+      </w:pPr>
+      <w:rPr>
+        <w:rFonts w:ascii="Wingdings" w:hAnsi="Wingdings" w:hint="default"/>
+        <w:sz w:val="20"/>
+      </w:rPr>
+    </w:lvl>
+    <w:lvl w:ilvl="7" w:tentative="1">
+      <w:start w:val="1"/>
+      <w:numFmt w:val="bullet"/>
+      <w:lvlText w:val=""/>
+      <w:lvlJc w:val="left"/>
+      <w:pPr>
+        <w:tabs>
+          <w:tab w:val="num" w:pos="5760"/>
+        </w:tabs>
+        <w:ind w:left="5760" w:hanging="360"/>
+      </w:pPr>
+      <w:rPr>
+        <w:rFonts w:ascii="Wingdings" w:hAnsi="Wingdings" w:hint="default"/>
+        <w:sz w:val="20"/>
+      </w:rPr>
+    </w:lvl>
+    <w:lvl w:ilvl="8" w:tentative="1">
+      <w:start w:val="1"/>
+      <w:numFmt w:val="bullet"/>
+      <w:lvlText w:val=""/>
+      <w:lvlJc w:val="left"/>
+      <w:pPr>
+        <w:tabs>
+          <w:tab w:val="num" w:pos="6480"/>
+        </w:tabs>
+        <w:ind w:left="6480" w:hanging="360"/>
+      </w:pPr>
+      <w:rPr>
+        <w:rFonts w:ascii="Wingdings" w:hAnsi="Wingdings" w:hint="default"/>
+        <w:sz w:val="20"/>
+      </w:rPr>
+    </w:lvl>
+  </w:abstractNum>
+  <w:abstractNum w:abstractNumId="12" w15:restartNumberingAfterBreak="0">
+    <w:nsid w:val="63492901"/>
+    <w:multiLevelType w:val="multilevel"/>
+    <w:tmpl w:val="938287F0"/>
+    <w:lvl w:ilvl="0">
+      <w:start w:val="1"/>
+      <w:numFmt w:val="bullet"/>
+      <w:lvlText w:val=""/>
+      <w:lvlJc w:val="left"/>
+      <w:pPr>
+        <w:tabs>
+          <w:tab w:val="num" w:pos="720"/>
+        </w:tabs>
+        <w:ind w:left="720" w:hanging="360"/>
+      </w:pPr>
+      <w:rPr>
+        <w:rFonts w:ascii="Symbol" w:hAnsi="Symbol" w:hint="default"/>
+        <w:sz w:val="20"/>
+      </w:rPr>
+    </w:lvl>
+    <w:lvl w:ilvl="1" w:tentative="1">
+      <w:start w:val="1"/>
+      <w:numFmt w:val="bullet"/>
+      <w:lvlText w:val="o"/>
+      <w:lvlJc w:val="left"/>
+      <w:pPr>
+        <w:tabs>
+          <w:tab w:val="num" w:pos="1440"/>
+        </w:tabs>
+        <w:ind w:left="1440" w:hanging="360"/>
+      </w:pPr>
+      <w:rPr>
+        <w:rFonts w:ascii="Courier New" w:hAnsi="Courier New" w:hint="default"/>
+        <w:sz w:val="20"/>
+      </w:rPr>
+    </w:lvl>
+    <w:lvl w:ilvl="2" w:tentative="1">
+      <w:start w:val="1"/>
+      <w:numFmt w:val="bullet"/>
+      <w:lvlText w:val=""/>
+      <w:lvlJc w:val="left"/>
+      <w:pPr>
+        <w:tabs>
+          <w:tab w:val="num" w:pos="2160"/>
+        </w:tabs>
+        <w:ind w:left="2160" w:hanging="360"/>
+      </w:pPr>
+      <w:rPr>
+        <w:rFonts w:ascii="Wingdings" w:hAnsi="Wingdings" w:hint="default"/>
+        <w:sz w:val="20"/>
+      </w:rPr>
+    </w:lvl>
+    <w:lvl w:ilvl="3" w:tentative="1">
+      <w:start w:val="1"/>
+      <w:numFmt w:val="bullet"/>
+      <w:lvlText w:val=""/>
+      <w:lvlJc w:val="left"/>
+      <w:pPr>
+        <w:tabs>
+          <w:tab w:val="num" w:pos="2880"/>
+        </w:tabs>
+        <w:ind w:left="2880" w:hanging="360"/>
+      </w:pPr>
+      <w:rPr>
+        <w:rFonts w:ascii="Wingdings" w:hAnsi="Wingdings" w:hint="default"/>
+        <w:sz w:val="20"/>
+      </w:rPr>
+    </w:lvl>
+    <w:lvl w:ilvl="4" w:tentative="1">
+      <w:start w:val="1"/>
+      <w:numFmt w:val="bullet"/>
+      <w:lvlText w:val=""/>
+      <w:lvlJc w:val="left"/>
+      <w:pPr>
+        <w:tabs>
+          <w:tab w:val="num" w:pos="3600"/>
+        </w:tabs>
+        <w:ind w:left="3600" w:hanging="360"/>
+      </w:pPr>
+      <w:rPr>
+        <w:rFonts w:ascii="Wingdings" w:hAnsi="Wingdings" w:hint="default"/>
+        <w:sz w:val="20"/>
+      </w:rPr>
+    </w:lvl>
+    <w:lvl w:ilvl="5" w:tentative="1">
+      <w:start w:val="1"/>
+      <w:numFmt w:val="bullet"/>
+      <w:lvlText w:val=""/>
+      <w:lvlJc w:val="left"/>
+      <w:pPr>
+        <w:tabs>
+          <w:tab w:val="num" w:pos="4320"/>
+        </w:tabs>
+        <w:ind w:left="4320" w:hanging="360"/>
+      </w:pPr>
+      <w:rPr>
+        <w:rFonts w:ascii="Wingdings" w:hAnsi="Wingdings" w:hint="default"/>
+        <w:sz w:val="20"/>
+      </w:rPr>
+    </w:lvl>
+    <w:lvl w:ilvl="6" w:tentative="1">
+      <w:start w:val="1"/>
+      <w:numFmt w:val="bullet"/>
+      <w:lvlText w:val=""/>
+      <w:lvlJc w:val="left"/>
+      <w:pPr>
+        <w:tabs>
+          <w:tab w:val="num" w:pos="5040"/>
+        </w:tabs>
+        <w:ind w:left="5040" w:hanging="360"/>
+      </w:pPr>
+      <w:rPr>
+        <w:rFonts w:ascii="Wingdings" w:hAnsi="Wingdings" w:hint="default"/>
+        <w:sz w:val="20"/>
+      </w:rPr>
+    </w:lvl>
+    <w:lvl w:ilvl="7" w:tentative="1">
+      <w:start w:val="1"/>
+      <w:numFmt w:val="bullet"/>
+      <w:lvlText w:val=""/>
+      <w:lvlJc w:val="left"/>
+      <w:pPr>
+        <w:tabs>
+          <w:tab w:val="num" w:pos="5760"/>
+        </w:tabs>
+        <w:ind w:left="5760" w:hanging="360"/>
+      </w:pPr>
+      <w:rPr>
+        <w:rFonts w:ascii="Wingdings" w:hAnsi="Wingdings" w:hint="default"/>
+        <w:sz w:val="20"/>
+      </w:rPr>
+    </w:lvl>
+    <w:lvl w:ilvl="8" w:tentative="1">
+      <w:start w:val="1"/>
+      <w:numFmt w:val="bullet"/>
+      <w:lvlText w:val=""/>
+      <w:lvlJc w:val="left"/>
+      <w:pPr>
+        <w:tabs>
+          <w:tab w:val="num" w:pos="6480"/>
+        </w:tabs>
+        <w:ind w:left="6480" w:hanging="360"/>
+      </w:pPr>
+      <w:rPr>
+        <w:rFonts w:ascii="Wingdings" w:hAnsi="Wingdings" w:hint="default"/>
+        <w:sz w:val="20"/>
+      </w:rPr>
+    </w:lvl>
+  </w:abstractNum>
+  <w:abstractNum w:abstractNumId="13" w15:restartNumberingAfterBreak="0">
     <w:nsid w:val="656E04F7"/>
     <w:multiLevelType w:val="multilevel"/>
     <w:tmpl w:val="6430E3AA"/>
@@ -3539,7 +6062,156 @@
       </w:rPr>
     </w:lvl>
   </w:abstractNum>
-  <w:abstractNum w:abstractNumId="4" w15:restartNumberingAfterBreak="0">
+  <w:abstractNum w:abstractNumId="14" w15:restartNumberingAfterBreak="0">
+    <w:nsid w:val="6EE47DA4"/>
+    <w:multiLevelType w:val="multilevel"/>
+    <w:tmpl w:val="845C323E"/>
+    <w:lvl w:ilvl="0">
+      <w:start w:val="1"/>
+      <w:numFmt w:val="bullet"/>
+      <w:lvlText w:val=""/>
+      <w:lvlJc w:val="left"/>
+      <w:pPr>
+        <w:tabs>
+          <w:tab w:val="num" w:pos="720"/>
+        </w:tabs>
+        <w:ind w:left="720" w:hanging="360"/>
+      </w:pPr>
+      <w:rPr>
+        <w:rFonts w:ascii="Symbol" w:hAnsi="Symbol" w:hint="default"/>
+        <w:sz w:val="20"/>
+      </w:rPr>
+    </w:lvl>
+    <w:lvl w:ilvl="1" w:tentative="1">
+      <w:start w:val="1"/>
+      <w:numFmt w:val="bullet"/>
+      <w:lvlText w:val="o"/>
+      <w:lvlJc w:val="left"/>
+      <w:pPr>
+        <w:tabs>
+          <w:tab w:val="num" w:pos="1440"/>
+        </w:tabs>
+        <w:ind w:left="1440" w:hanging="360"/>
+      </w:pPr>
+      <w:rPr>
+        <w:rFonts w:ascii="Courier New" w:hAnsi="Courier New" w:hint="default"/>
+        <w:sz w:val="20"/>
+      </w:rPr>
+    </w:lvl>
+    <w:lvl w:ilvl="2" w:tentative="1">
+      <w:start w:val="1"/>
+      <w:numFmt w:val="bullet"/>
+      <w:lvlText w:val=""/>
+      <w:lvlJc w:val="left"/>
+      <w:pPr>
+        <w:tabs>
+          <w:tab w:val="num" w:pos="2160"/>
+        </w:tabs>
+        <w:ind w:left="2160" w:hanging="360"/>
+      </w:pPr>
+      <w:rPr>
+        <w:rFonts w:ascii="Wingdings" w:hAnsi="Wingdings" w:hint="default"/>
+        <w:sz w:val="20"/>
+      </w:rPr>
+    </w:lvl>
+    <w:lvl w:ilvl="3" w:tentative="1">
+      <w:start w:val="1"/>
+      <w:numFmt w:val="bullet"/>
+      <w:lvlText w:val=""/>
+      <w:lvlJc w:val="left"/>
+      <w:pPr>
+        <w:tabs>
+          <w:tab w:val="num" w:pos="2880"/>
+        </w:tabs>
+        <w:ind w:left="2880" w:hanging="360"/>
+      </w:pPr>
+      <w:rPr>
+        <w:rFonts w:ascii="Wingdings" w:hAnsi="Wingdings" w:hint="default"/>
+        <w:sz w:val="20"/>
+      </w:rPr>
+    </w:lvl>
+    <w:lvl w:ilvl="4" w:tentative="1">
+      <w:start w:val="1"/>
+      <w:numFmt w:val="bullet"/>
+      <w:lvlText w:val=""/>
+      <w:lvlJc w:val="left"/>
+      <w:pPr>
+        <w:tabs>
+          <w:tab w:val="num" w:pos="3600"/>
+        </w:tabs>
+        <w:ind w:left="3600" w:hanging="360"/>
+      </w:pPr>
+      <w:rPr>
+        <w:rFonts w:ascii="Wingdings" w:hAnsi="Wingdings" w:hint="default"/>
+        <w:sz w:val="20"/>
+      </w:rPr>
+    </w:lvl>
+    <w:lvl w:ilvl="5" w:tentative="1">
+      <w:start w:val="1"/>
+      <w:numFmt w:val="bullet"/>
+      <w:lvlText w:val=""/>
+      <w:lvlJc w:val="left"/>
+      <w:pPr>
+        <w:tabs>
+          <w:tab w:val="num" w:pos="4320"/>
+        </w:tabs>
+        <w:ind w:left="4320" w:hanging="360"/>
+      </w:pPr>
+      <w:rPr>
+        <w:rFonts w:ascii="Wingdings" w:hAnsi="Wingdings" w:hint="default"/>
+        <w:sz w:val="20"/>
+      </w:rPr>
+    </w:lvl>
+    <w:lvl w:ilvl="6" w:tentative="1">
+      <w:start w:val="1"/>
+      <w:numFmt w:val="bullet"/>
+      <w:lvlText w:val=""/>
+      <w:lvlJc w:val="left"/>
+      <w:pPr>
+        <w:tabs>
+          <w:tab w:val="num" w:pos="5040"/>
+        </w:tabs>
+        <w:ind w:left="5040" w:hanging="360"/>
+      </w:pPr>
+      <w:rPr>
+        <w:rFonts w:ascii="Wingdings" w:hAnsi="Wingdings" w:hint="default"/>
+        <w:sz w:val="20"/>
+      </w:rPr>
+    </w:lvl>
+    <w:lvl w:ilvl="7" w:tentative="1">
+      <w:start w:val="1"/>
+      <w:numFmt w:val="bullet"/>
+      <w:lvlText w:val=""/>
+      <w:lvlJc w:val="left"/>
+      <w:pPr>
+        <w:tabs>
+          <w:tab w:val="num" w:pos="5760"/>
+        </w:tabs>
+        <w:ind w:left="5760" w:hanging="360"/>
+      </w:pPr>
+      <w:rPr>
+        <w:rFonts w:ascii="Wingdings" w:hAnsi="Wingdings" w:hint="default"/>
+        <w:sz w:val="20"/>
+      </w:rPr>
+    </w:lvl>
+    <w:lvl w:ilvl="8" w:tentative="1">
+      <w:start w:val="1"/>
+      <w:numFmt w:val="bullet"/>
+      <w:lvlText w:val=""/>
+      <w:lvlJc w:val="left"/>
+      <w:pPr>
+        <w:tabs>
+          <w:tab w:val="num" w:pos="6480"/>
+        </w:tabs>
+        <w:ind w:left="6480" w:hanging="360"/>
+      </w:pPr>
+      <w:rPr>
+        <w:rFonts w:ascii="Wingdings" w:hAnsi="Wingdings" w:hint="default"/>
+        <w:sz w:val="20"/>
+      </w:rPr>
+    </w:lvl>
+  </w:abstractNum>
+  <w:abstractNum w:abstractNumId="15" w15:restartNumberingAfterBreak="0">
     <w:nsid w:val="6FD1000C"/>
     <w:multiLevelType w:val="multilevel"/>
     <w:tmpl w:val="EC0C05D8"/>
@@ -3689,19 +6361,52 @@
     </w:lvl>
   </w:abstractNum>
   <w:num w:numId="1" w16cid:durableId="349842413">
-    <w:abstractNumId w:val="2"/>
+    <w:abstractNumId w:val="8"/>
   </w:num>
   <w:num w:numId="2" w16cid:durableId="966083235">
-    <w:abstractNumId w:val="1"/>
+    <w:abstractNumId w:val="3"/>
   </w:num>
   <w:num w:numId="3" w16cid:durableId="585650972">
     <w:abstractNumId w:val="0"/>
   </w:num>
   <w:num w:numId="4" w16cid:durableId="1295596920">
-    <w:abstractNumId w:val="3"/>
+    <w:abstractNumId w:val="13"/>
   </w:num>
   <w:num w:numId="5" w16cid:durableId="1050610545">
+    <w:abstractNumId w:val="15"/>
+  </w:num>
+  <w:num w:numId="6" w16cid:durableId="1542672100">
+    <w:abstractNumId w:val="11"/>
+  </w:num>
+  <w:num w:numId="7" w16cid:durableId="1079600613">
+    <w:abstractNumId w:val="7"/>
+  </w:num>
+  <w:num w:numId="8" w16cid:durableId="1538659103">
+    <w:abstractNumId w:val="9"/>
+  </w:num>
+  <w:num w:numId="9" w16cid:durableId="167214966">
+    <w:abstractNumId w:val="5"/>
+  </w:num>
+  <w:num w:numId="10" w16cid:durableId="1293900098">
+    <w:abstractNumId w:val="6"/>
+  </w:num>
+  <w:num w:numId="11" w16cid:durableId="1872259733">
+    <w:abstractNumId w:val="14"/>
+  </w:num>
+  <w:num w:numId="12" w16cid:durableId="255988381">
     <w:abstractNumId w:val="4"/>
+  </w:num>
+  <w:num w:numId="13" w16cid:durableId="1373337863">
+    <w:abstractNumId w:val="10"/>
+  </w:num>
+  <w:num w:numId="14" w16cid:durableId="1210610679">
+    <w:abstractNumId w:val="12"/>
+  </w:num>
+  <w:num w:numId="15" w16cid:durableId="828448276">
+    <w:abstractNumId w:val="1"/>
+  </w:num>
+  <w:num w:numId="16" w16cid:durableId="1761102214">
+    <w:abstractNumId w:val="2"/>
   </w:num>
 </w:numbering>
 </file>
@@ -4309,6 +7014,7 @@
   <w:style w:type="character" w:default="1" w:styleId="DefaultParagraphFont">
     <w:name w:val="Default Paragraph Font"/>
     <w:uiPriority w:val="1"/>
+    <w:semiHidden/>
     <w:unhideWhenUsed/>
   </w:style>
   <w:style w:type="table" w:default="1" w:styleId="TableNormal">
